--- a/New HSSE Management System 2026/Forms/01-DAN-RPT-HSE-000027__Jun_2026_REV01_Warning_Notice_Report_for_HSSE_Violations.docx
+++ b/New HSSE Management System 2026/Forms/01-DAN-RPT-HSE-000027__Jun_2026_REV01_Warning_Notice_Report_for_HSSE_Violations.docx
@@ -24,7 +24,7 @@
             <w:pPr>
               <w:pStyle w:val="NoSpacing"/>
               <w:rPr>
-                <w:rFonts w:ascii="Readex Pro Light" w:hAnsi="Readex Pro Light" w:cs="Readex Pro Light"/>
+                <w:rFonts w:ascii="Tahoma" w:hAnsi="Tahoma" w:cs="Tahoma"/>
                 <w:color w:val="FFFFFF" w:themeColor="background1"/>
                 <w:sz w:val="20"/>
                 <w:szCs w:val="20"/>
@@ -32,7 +32,7 @@
             </w:pPr>
             <w:r>
               <w:rPr>
-                <w:rFonts w:ascii="Readex Pro Light" w:hAnsi="Readex Pro Light" w:cs="Readex Pro Light"/>
+                <w:rFonts w:ascii="Tahoma" w:hAnsi="Tahoma" w:cs="Tahoma"/>
                 <w:color w:val="FFFFFF" w:themeColor="background1"/>
                 <w:sz w:val="20"/>
                 <w:szCs w:val="20"/>
@@ -50,7 +50,7 @@
             <w:pPr>
               <w:pStyle w:val="NoSpacing"/>
               <w:rPr>
-                <w:rFonts w:ascii="Readex Pro Light" w:hAnsi="Readex Pro Light" w:cs="Readex Pro Light"/>
+                <w:rFonts w:ascii="Tahoma" w:hAnsi="Tahoma" w:cs="Tahoma"/>
                 <w:sz w:val="20"/>
                 <w:szCs w:val="20"/>
               </w:rPr>
@@ -68,7 +68,7 @@
             <w:pPr>
               <w:pStyle w:val="NoSpacing"/>
               <w:rPr>
-                <w:rFonts w:ascii="Readex Pro Light" w:hAnsi="Readex Pro Light" w:cs="Readex Pro Light"/>
+                <w:rFonts w:ascii="Tahoma" w:hAnsi="Tahoma" w:cs="Tahoma"/>
                 <w:color w:val="FFFFFF" w:themeColor="background1"/>
                 <w:sz w:val="20"/>
                 <w:szCs w:val="20"/>
@@ -76,7 +76,7 @@
             </w:pPr>
             <w:r>
               <w:rPr>
-                <w:rFonts w:ascii="Readex Pro Light" w:hAnsi="Readex Pro Light" w:cs="Readex Pro Light"/>
+                <w:rFonts w:ascii="Tahoma" w:hAnsi="Tahoma" w:cs="Tahoma"/>
                 <w:color w:val="FFFFFF" w:themeColor="background1"/>
                 <w:sz w:val="20"/>
                 <w:szCs w:val="20"/>
@@ -93,7 +93,7 @@
             <w:pPr>
               <w:pStyle w:val="NoSpacing"/>
               <w:rPr>
-                <w:rFonts w:ascii="Readex Pro Light" w:hAnsi="Readex Pro Light" w:cs="Readex Pro Light"/>
+                <w:rFonts w:ascii="Tahoma" w:hAnsi="Tahoma" w:cs="Tahoma"/>
                 <w:sz w:val="20"/>
                 <w:szCs w:val="20"/>
               </w:rPr>
@@ -109,14 +109,14 @@
             <w:pPr>
               <w:pStyle w:val="NoSpacing"/>
               <w:rPr>
-                <w:rFonts w:ascii="Readex Pro Light" w:hAnsi="Readex Pro Light" w:cs="Readex Pro Light"/>
-                <w:sz w:val="20"/>
-                <w:szCs w:val="20"/>
-              </w:rPr>
-            </w:pPr>
-            <w:r>
-              <w:rPr>
-                <w:rFonts w:ascii="Readex Pro Light" w:hAnsi="Readex Pro Light" w:cs="Readex Pro Light"/>
+                <w:rFonts w:ascii="Tahoma" w:hAnsi="Tahoma" w:cs="Tahoma"/>
+                <w:sz w:val="20"/>
+                <w:szCs w:val="20"/>
+              </w:rPr>
+            </w:pPr>
+            <w:r>
+              <w:rPr>
+                <w:rFonts w:ascii="Tahoma" w:hAnsi="Tahoma" w:cs="Tahoma"/>
                 <w:color w:val="FFFFFF" w:themeColor="background1"/>
                 <w:sz w:val="20"/>
                 <w:szCs w:val="20"/>
@@ -133,7 +133,7 @@
             <w:pPr>
               <w:pStyle w:val="NoSpacing"/>
               <w:rPr>
-                <w:rFonts w:ascii="Readex Pro Light" w:hAnsi="Readex Pro Light" w:cs="Readex Pro Light"/>
+                <w:rFonts w:ascii="Tahoma" w:hAnsi="Tahoma" w:cs="Tahoma"/>
                 <w:sz w:val="20"/>
                 <w:szCs w:val="20"/>
               </w:rPr>
@@ -151,7 +151,7 @@
             <w:pPr>
               <w:pStyle w:val="NoSpacing"/>
               <w:rPr>
-                <w:rFonts w:ascii="Readex Pro Light" w:hAnsi="Readex Pro Light" w:cs="Readex Pro Light"/>
+                <w:rFonts w:ascii="Tahoma" w:hAnsi="Tahoma" w:cs="Tahoma"/>
                 <w:color w:val="FFFFFF" w:themeColor="background1"/>
                 <w:sz w:val="20"/>
                 <w:szCs w:val="20"/>
@@ -159,7 +159,7 @@
             </w:pPr>
             <w:r>
               <w:rPr>
-                <w:rFonts w:ascii="Readex Pro Light" w:hAnsi="Readex Pro Light" w:cs="Readex Pro Light"/>
+                <w:rFonts w:ascii="Tahoma" w:hAnsi="Tahoma" w:cs="Tahoma"/>
                 <w:color w:val="FFFFFF" w:themeColor="background1"/>
                 <w:sz w:val="20"/>
                 <w:szCs w:val="20"/>
@@ -177,7 +177,7 @@
             <w:pPr>
               <w:pStyle w:val="NoSpacing"/>
               <w:rPr>
-                <w:rFonts w:ascii="Readex Pro Light" w:hAnsi="Readex Pro Light" w:cs="Readex Pro Light"/>
+                <w:rFonts w:ascii="Tahoma" w:hAnsi="Tahoma" w:cs="Tahoma"/>
                 <w:sz w:val="20"/>
                 <w:szCs w:val="20"/>
               </w:rPr>
@@ -195,7 +195,7 @@
             <w:pPr>
               <w:pStyle w:val="NoSpacing"/>
               <w:rPr>
-                <w:rFonts w:ascii="Readex Pro Light" w:hAnsi="Readex Pro Light" w:cs="Readex Pro Light"/>
+                <w:rFonts w:ascii="Tahoma" w:hAnsi="Tahoma" w:cs="Tahoma"/>
                 <w:color w:val="FFFFFF" w:themeColor="background1"/>
                 <w:sz w:val="20"/>
                 <w:szCs w:val="20"/>
@@ -203,7 +203,7 @@
             </w:pPr>
             <w:r>
               <w:rPr>
-                <w:rFonts w:ascii="Readex Pro Light" w:hAnsi="Readex Pro Light" w:cs="Readex Pro Light"/>
+                <w:rFonts w:ascii="Tahoma" w:hAnsi="Tahoma" w:cs="Tahoma"/>
                 <w:color w:val="FFFFFF" w:themeColor="background1"/>
                 <w:sz w:val="20"/>
                 <w:szCs w:val="20"/>
@@ -221,7 +221,7 @@
             <w:pPr>
               <w:pStyle w:val="NoSpacing"/>
               <w:rPr>
-                <w:rFonts w:ascii="Readex Pro Light" w:hAnsi="Readex Pro Light" w:cs="Readex Pro Light"/>
+                <w:rFonts w:ascii="Tahoma" w:hAnsi="Tahoma" w:cs="Tahoma"/>
                 <w:sz w:val="20"/>
                 <w:szCs w:val="20"/>
               </w:rPr>
@@ -239,7 +239,7 @@
             <w:pPr>
               <w:pStyle w:val="NoSpacing"/>
               <w:rPr>
-                <w:rFonts w:ascii="Readex Pro Light" w:hAnsi="Readex Pro Light" w:cs="Readex Pro Light"/>
+                <w:rFonts w:ascii="Tahoma" w:hAnsi="Tahoma" w:cs="Tahoma"/>
                 <w:color w:val="FFFFFF" w:themeColor="background1"/>
                 <w:sz w:val="20"/>
                 <w:szCs w:val="20"/>
@@ -247,7 +247,7 @@
             </w:pPr>
             <w:r>
               <w:rPr>
-                <w:rFonts w:ascii="Readex Pro Light" w:hAnsi="Readex Pro Light" w:cs="Readex Pro Light"/>
+                <w:rFonts w:ascii="Tahoma" w:hAnsi="Tahoma" w:cs="Tahoma"/>
                 <w:color w:val="FFFFFF" w:themeColor="background1"/>
                 <w:sz w:val="20"/>
                 <w:szCs w:val="20"/>
@@ -265,7 +265,7 @@
             <w:pPr>
               <w:pStyle w:val="NoSpacing"/>
               <w:rPr>
-                <w:rFonts w:ascii="Readex Pro Light" w:hAnsi="Readex Pro Light" w:cs="Readex Pro Light"/>
+                <w:rFonts w:ascii="Tahoma" w:hAnsi="Tahoma" w:cs="Tahoma"/>
                 <w:sz w:val="20"/>
                 <w:szCs w:val="20"/>
               </w:rPr>
@@ -283,7 +283,7 @@
             <w:pPr>
               <w:pStyle w:val="NoSpacing"/>
               <w:rPr>
-                <w:rFonts w:ascii="Readex Pro Light" w:hAnsi="Readex Pro Light" w:cs="Readex Pro Light"/>
+                <w:rFonts w:ascii="Tahoma" w:hAnsi="Tahoma" w:cs="Tahoma"/>
                 <w:color w:val="FFFFFF" w:themeColor="background1"/>
                 <w:sz w:val="20"/>
                 <w:szCs w:val="20"/>
@@ -291,7 +291,7 @@
             </w:pPr>
             <w:r>
               <w:rPr>
-                <w:rFonts w:ascii="Readex Pro Light" w:hAnsi="Readex Pro Light" w:cs="Readex Pro Light"/>
+                <w:rFonts w:ascii="Tahoma" w:hAnsi="Tahoma" w:cs="Tahoma"/>
                 <w:color w:val="FFFFFF" w:themeColor="background1"/>
                 <w:sz w:val="20"/>
                 <w:szCs w:val="20"/>
@@ -309,7 +309,7 @@
             <w:pPr>
               <w:pStyle w:val="NoSpacing"/>
               <w:rPr>
-                <w:rFonts w:ascii="Readex Pro Light" w:hAnsi="Readex Pro Light" w:cs="Readex Pro Light"/>
+                <w:rFonts w:ascii="Tahoma" w:hAnsi="Tahoma" w:cs="Tahoma"/>
                 <w:sz w:val="20"/>
                 <w:szCs w:val="20"/>
               </w:rPr>
@@ -327,7 +327,7 @@
             <w:pPr>
               <w:pStyle w:val="NoSpacing"/>
               <w:rPr>
-                <w:rFonts w:ascii="Readex Pro Light" w:hAnsi="Readex Pro Light" w:cs="Readex Pro Light"/>
+                <w:rFonts w:ascii="Tahoma" w:hAnsi="Tahoma" w:cs="Tahoma"/>
                 <w:color w:val="FFFFFF" w:themeColor="background1"/>
                 <w:sz w:val="20"/>
                 <w:szCs w:val="20"/>
@@ -335,7 +335,7 @@
             </w:pPr>
             <w:r>
               <w:rPr>
-                <w:rFonts w:ascii="Readex Pro Light" w:hAnsi="Readex Pro Light" w:cs="Readex Pro Light"/>
+                <w:rFonts w:ascii="Tahoma" w:hAnsi="Tahoma" w:cs="Tahoma"/>
                 <w:color w:val="FFFFFF" w:themeColor="background1"/>
                 <w:sz w:val="20"/>
                 <w:szCs w:val="20"/>
@@ -353,7 +353,7 @@
             <w:pPr>
               <w:pStyle w:val="NoSpacing"/>
               <w:rPr>
-                <w:rFonts w:ascii="Readex Pro Light" w:hAnsi="Readex Pro Light" w:cs="Readex Pro Light"/>
+                <w:rFonts w:ascii="Tahoma" w:hAnsi="Tahoma" w:cs="Tahoma"/>
                 <w:sz w:val="20"/>
                 <w:szCs w:val="20"/>
               </w:rPr>
@@ -365,7 +365,7 @@
     <w:p>
       <w:pPr>
         <w:rPr>
-          <w:rFonts w:ascii="Readex Pro Light" w:hAnsi="Readex Pro Light" w:cs="Readex Pro Light"/>
+          <w:rFonts w:ascii="Tahoma" w:hAnsi="Tahoma" w:cs="Tahoma"/>
         </w:rPr>
       </w:pPr>
     </w:p>
@@ -393,7 +393,7 @@
             <w:pPr>
               <w:pStyle w:val="NoSpacing"/>
               <w:rPr>
-                <w:rFonts w:ascii="Readex Pro Light" w:hAnsi="Readex Pro Light" w:cs="Readex Pro Light"/>
+                <w:rFonts w:ascii="Tahoma" w:hAnsi="Tahoma" w:cs="Tahoma"/>
                 <w:color w:val="FFFFFF" w:themeColor="background1"/>
                 <w:sz w:val="20"/>
                 <w:szCs w:val="20"/>
@@ -401,7 +401,7 @@
             </w:pPr>
             <w:r>
               <w:rPr>
-                <w:rFonts w:ascii="Readex Pro Light" w:hAnsi="Readex Pro Light" w:cs="Readex Pro Light"/>
+                <w:rFonts w:ascii="Tahoma" w:hAnsi="Tahoma" w:cs="Tahoma"/>
                 <w:color w:val="FFFFFF" w:themeColor="background1"/>
                 <w:sz w:val="20"/>
                 <w:szCs w:val="20"/>
@@ -422,14 +422,14 @@
             <w:pPr>
               <w:pStyle w:val="NoSpacing"/>
               <w:rPr>
-                <w:rFonts w:ascii="Readex Pro Light" w:hAnsi="Readex Pro Light" w:cs="Readex Pro Light"/>
-                <w:sz w:val="20"/>
-                <w:szCs w:val="20"/>
-              </w:rPr>
-            </w:pPr>
-            <w:r>
-              <w:rPr>
-                <w:rFonts w:ascii="Readex Pro Light" w:hAnsi="Readex Pro Light" w:cs="Readex Pro Light"/>
+                <w:rFonts w:ascii="Tahoma" w:hAnsi="Tahoma" w:cs="Tahoma"/>
+                <w:sz w:val="20"/>
+                <w:szCs w:val="20"/>
+              </w:rPr>
+            </w:pPr>
+            <w:r>
+              <w:rPr>
+                <w:rFonts w:ascii="Tahoma" w:hAnsi="Tahoma" w:cs="Tahoma"/>
                 <w:sz w:val="20"/>
                 <w:szCs w:val="20"/>
               </w:rPr>
@@ -442,7 +442,7 @@
         <w:sdt>
           <w:sdtPr>
             <w:rPr>
-              <w:rFonts w:ascii="Readex Pro Light" w:hAnsi="Readex Pro Light" w:cs="Readex Pro Light"/>
+              <w:rFonts w:ascii="Tahoma" w:hAnsi="Tahoma" w:cs="Tahoma"/>
               <w:sz w:val="20"/>
               <w:szCs w:val="20"/>
             </w:rPr>
@@ -463,7 +463,7 @@
                   <w:pStyle w:val="NoSpacing"/>
                   <w:jc w:val="center"/>
                   <w:rPr>
-                    <w:rFonts w:ascii="Readex Pro Light" w:hAnsi="Readex Pro Light" w:cs="Readex Pro Light"/>
+                    <w:rFonts w:ascii="Tahoma" w:hAnsi="Tahoma" w:cs="Tahoma"/>
                     <w:sz w:val="20"/>
                     <w:szCs w:val="20"/>
                   </w:rPr>
@@ -489,14 +489,14 @@
             <w:pPr>
               <w:pStyle w:val="NoSpacing"/>
               <w:rPr>
-                <w:rFonts w:ascii="Readex Pro Light" w:hAnsi="Readex Pro Light" w:cs="Readex Pro Light"/>
-                <w:sz w:val="20"/>
-                <w:szCs w:val="20"/>
-              </w:rPr>
-            </w:pPr>
-            <w:r>
-              <w:rPr>
-                <w:rFonts w:ascii="Readex Pro Light" w:eastAsia="Times New Roman" w:hAnsi="Readex Pro Light" w:cs="Readex Pro Light"/>
+                <w:rFonts w:ascii="Tahoma" w:hAnsi="Tahoma" w:cs="Tahoma"/>
+                <w:sz w:val="20"/>
+                <w:szCs w:val="20"/>
+              </w:rPr>
+            </w:pPr>
+            <w:r>
+              <w:rPr>
+                <w:rFonts w:ascii="Tahoma" w:eastAsia="Tahoma" w:hAnsi="Tahoma" w:cs="Tahoma"/>
                 <w:sz w:val="20"/>
                 <w:szCs w:val="20"/>
               </w:rPr>
@@ -507,7 +507,7 @@
         <w:sdt>
           <w:sdtPr>
             <w:rPr>
-              <w:rFonts w:ascii="Readex Pro Light" w:hAnsi="Readex Pro Light" w:cs="Readex Pro Light"/>
+              <w:rFonts w:ascii="Tahoma" w:hAnsi="Tahoma" w:cs="Tahoma"/>
               <w:sz w:val="20"/>
               <w:szCs w:val="20"/>
             </w:rPr>
@@ -528,7 +528,7 @@
                   <w:pStyle w:val="NoSpacing"/>
                   <w:jc w:val="center"/>
                   <w:rPr>
-                    <w:rFonts w:ascii="Readex Pro Light" w:hAnsi="Readex Pro Light" w:cs="Readex Pro Light"/>
+                    <w:rFonts w:ascii="Tahoma" w:hAnsi="Tahoma" w:cs="Tahoma"/>
                     <w:sz w:val="20"/>
                     <w:szCs w:val="20"/>
                   </w:rPr>
@@ -553,14 +553,14 @@
             <w:pPr>
               <w:pStyle w:val="NoSpacing"/>
               <w:rPr>
-                <w:rFonts w:ascii="Readex Pro Light" w:hAnsi="Readex Pro Light" w:cs="Readex Pro Light"/>
-                <w:sz w:val="20"/>
-                <w:szCs w:val="20"/>
-              </w:rPr>
-            </w:pPr>
-            <w:r>
-              <w:rPr>
-                <w:rFonts w:ascii="Readex Pro Light" w:eastAsia="Times New Roman" w:hAnsi="Readex Pro Light" w:cs="Readex Pro Light"/>
+                <w:rFonts w:ascii="Tahoma" w:hAnsi="Tahoma" w:cs="Tahoma"/>
+                <w:sz w:val="20"/>
+                <w:szCs w:val="20"/>
+              </w:rPr>
+            </w:pPr>
+            <w:r>
+              <w:rPr>
+                <w:rFonts w:ascii="Tahoma" w:eastAsia="Tahoma" w:hAnsi="Tahoma" w:cs="Tahoma"/>
                 <w:sz w:val="20"/>
                 <w:szCs w:val="20"/>
               </w:rPr>
@@ -573,7 +573,7 @@
         <w:sdt>
           <w:sdtPr>
             <w:rPr>
-              <w:rFonts w:ascii="Readex Pro Light" w:hAnsi="Readex Pro Light" w:cs="Readex Pro Light"/>
+              <w:rFonts w:ascii="Tahoma" w:hAnsi="Tahoma" w:cs="Tahoma"/>
               <w:sz w:val="20"/>
               <w:szCs w:val="20"/>
             </w:rPr>
@@ -594,7 +594,7 @@
                   <w:pStyle w:val="NoSpacing"/>
                   <w:jc w:val="center"/>
                   <w:rPr>
-                    <w:rFonts w:ascii="Readex Pro Light" w:hAnsi="Readex Pro Light" w:cs="Readex Pro Light"/>
+                    <w:rFonts w:ascii="Tahoma" w:hAnsi="Tahoma" w:cs="Tahoma"/>
                     <w:sz w:val="20"/>
                     <w:szCs w:val="20"/>
                   </w:rPr>
@@ -620,14 +620,14 @@
             <w:pPr>
               <w:pStyle w:val="NoSpacing"/>
               <w:rPr>
-                <w:rFonts w:ascii="Readex Pro Light" w:hAnsi="Readex Pro Light" w:cs="Readex Pro Light"/>
-                <w:sz w:val="20"/>
-                <w:szCs w:val="20"/>
-              </w:rPr>
-            </w:pPr>
-            <w:r>
-              <w:rPr>
-                <w:rFonts w:ascii="Readex Pro Light" w:eastAsia="Times New Roman" w:hAnsi="Readex Pro Light" w:cs="Readex Pro Light"/>
+                <w:rFonts w:ascii="Tahoma" w:hAnsi="Tahoma" w:cs="Tahoma"/>
+                <w:sz w:val="20"/>
+                <w:szCs w:val="20"/>
+              </w:rPr>
+            </w:pPr>
+            <w:r>
+              <w:rPr>
+                <w:rFonts w:ascii="Tahoma" w:eastAsia="Tahoma" w:hAnsi="Tahoma" w:cs="Tahoma"/>
                 <w:sz w:val="20"/>
                 <w:szCs w:val="20"/>
               </w:rPr>
@@ -638,7 +638,7 @@
         <w:sdt>
           <w:sdtPr>
             <w:rPr>
-              <w:rFonts w:ascii="Readex Pro Light" w:hAnsi="Readex Pro Light" w:cs="Readex Pro Light"/>
+              <w:rFonts w:ascii="Tahoma" w:hAnsi="Tahoma" w:cs="Tahoma"/>
               <w:sz w:val="20"/>
               <w:szCs w:val="20"/>
             </w:rPr>
@@ -659,7 +659,7 @@
                   <w:pStyle w:val="NoSpacing"/>
                   <w:jc w:val="center"/>
                   <w:rPr>
-                    <w:rFonts w:ascii="Readex Pro Light" w:hAnsi="Readex Pro Light" w:cs="Readex Pro Light"/>
+                    <w:rFonts w:ascii="Tahoma" w:hAnsi="Tahoma" w:cs="Tahoma"/>
                     <w:sz w:val="20"/>
                     <w:szCs w:val="20"/>
                   </w:rPr>
@@ -684,14 +684,14 @@
             <w:pPr>
               <w:pStyle w:val="NoSpacing"/>
               <w:rPr>
-                <w:rFonts w:ascii="Readex Pro Light" w:hAnsi="Readex Pro Light" w:cs="Readex Pro Light"/>
-                <w:sz w:val="20"/>
-                <w:szCs w:val="20"/>
-              </w:rPr>
-            </w:pPr>
-            <w:r>
-              <w:rPr>
-                <w:rFonts w:ascii="Readex Pro Light" w:eastAsia="Times New Roman" w:hAnsi="Readex Pro Light" w:cs="Readex Pro Light"/>
+                <w:rFonts w:ascii="Tahoma" w:hAnsi="Tahoma" w:cs="Tahoma"/>
+                <w:sz w:val="20"/>
+                <w:szCs w:val="20"/>
+              </w:rPr>
+            </w:pPr>
+            <w:r>
+              <w:rPr>
+                <w:rFonts w:ascii="Tahoma" w:eastAsia="Tahoma" w:hAnsi="Tahoma" w:cs="Tahoma"/>
                 <w:sz w:val="20"/>
                 <w:szCs w:val="20"/>
               </w:rPr>
@@ -704,7 +704,7 @@
         <w:sdt>
           <w:sdtPr>
             <w:rPr>
-              <w:rFonts w:ascii="Readex Pro Light" w:hAnsi="Readex Pro Light" w:cs="Readex Pro Light"/>
+              <w:rFonts w:ascii="Tahoma" w:hAnsi="Tahoma" w:cs="Tahoma"/>
               <w:sz w:val="20"/>
               <w:szCs w:val="20"/>
             </w:rPr>
@@ -725,7 +725,7 @@
                   <w:pStyle w:val="NoSpacing"/>
                   <w:jc w:val="center"/>
                   <w:rPr>
-                    <w:rFonts w:ascii="Readex Pro Light" w:hAnsi="Readex Pro Light" w:cs="Readex Pro Light"/>
+                    <w:rFonts w:ascii="Tahoma" w:hAnsi="Tahoma" w:cs="Tahoma"/>
                     <w:sz w:val="20"/>
                     <w:szCs w:val="20"/>
                   </w:rPr>
@@ -751,14 +751,14 @@
             <w:pPr>
               <w:pStyle w:val="NoSpacing"/>
               <w:rPr>
-                <w:rFonts w:ascii="Readex Pro Light" w:hAnsi="Readex Pro Light" w:cs="Readex Pro Light"/>
-                <w:sz w:val="20"/>
-                <w:szCs w:val="20"/>
-              </w:rPr>
-            </w:pPr>
-            <w:r>
-              <w:rPr>
-                <w:rFonts w:ascii="Readex Pro Light" w:eastAsia="Times New Roman" w:hAnsi="Readex Pro Light" w:cs="Readex Pro Light"/>
+                <w:rFonts w:ascii="Tahoma" w:hAnsi="Tahoma" w:cs="Tahoma"/>
+                <w:sz w:val="20"/>
+                <w:szCs w:val="20"/>
+              </w:rPr>
+            </w:pPr>
+            <w:r>
+              <w:rPr>
+                <w:rFonts w:ascii="Tahoma" w:eastAsia="Tahoma" w:hAnsi="Tahoma" w:cs="Tahoma"/>
                 <w:sz w:val="20"/>
                 <w:szCs w:val="20"/>
               </w:rPr>
@@ -769,7 +769,7 @@
         <w:sdt>
           <w:sdtPr>
             <w:rPr>
-              <w:rFonts w:ascii="Readex Pro Light" w:hAnsi="Readex Pro Light" w:cs="Readex Pro Light"/>
+              <w:rFonts w:ascii="Tahoma" w:hAnsi="Tahoma" w:cs="Tahoma"/>
               <w:sz w:val="20"/>
               <w:szCs w:val="20"/>
             </w:rPr>
@@ -790,7 +790,7 @@
                   <w:pStyle w:val="NoSpacing"/>
                   <w:jc w:val="center"/>
                   <w:rPr>
-                    <w:rFonts w:ascii="Readex Pro Light" w:hAnsi="Readex Pro Light" w:cs="Readex Pro Light"/>
+                    <w:rFonts w:ascii="Tahoma" w:hAnsi="Tahoma" w:cs="Tahoma"/>
                     <w:sz w:val="20"/>
                     <w:szCs w:val="20"/>
                   </w:rPr>
@@ -815,14 +815,14 @@
             <w:pPr>
               <w:pStyle w:val="NoSpacing"/>
               <w:rPr>
-                <w:rFonts w:ascii="Readex Pro Light" w:hAnsi="Readex Pro Light" w:cs="Readex Pro Light"/>
-                <w:sz w:val="20"/>
-                <w:szCs w:val="20"/>
-              </w:rPr>
-            </w:pPr>
-            <w:r>
-              <w:rPr>
-                <w:rFonts w:ascii="Readex Pro Light" w:eastAsia="Times New Roman" w:hAnsi="Readex Pro Light" w:cs="Readex Pro Light"/>
+                <w:rFonts w:ascii="Tahoma" w:hAnsi="Tahoma" w:cs="Tahoma"/>
+                <w:sz w:val="20"/>
+                <w:szCs w:val="20"/>
+              </w:rPr>
+            </w:pPr>
+            <w:r>
+              <w:rPr>
+                <w:rFonts w:ascii="Tahoma" w:eastAsia="Tahoma" w:hAnsi="Tahoma" w:cs="Tahoma"/>
                 <w:sz w:val="20"/>
                 <w:szCs w:val="20"/>
               </w:rPr>
@@ -835,7 +835,7 @@
         <w:sdt>
           <w:sdtPr>
             <w:rPr>
-              <w:rFonts w:ascii="Readex Pro Light" w:hAnsi="Readex Pro Light" w:cs="Readex Pro Light"/>
+              <w:rFonts w:ascii="Tahoma" w:hAnsi="Tahoma" w:cs="Tahoma"/>
               <w:sz w:val="20"/>
               <w:szCs w:val="20"/>
             </w:rPr>
@@ -856,7 +856,7 @@
                   <w:pStyle w:val="NoSpacing"/>
                   <w:jc w:val="center"/>
                   <w:rPr>
-                    <w:rFonts w:ascii="Readex Pro Light" w:hAnsi="Readex Pro Light" w:cs="Readex Pro Light"/>
+                    <w:rFonts w:ascii="Tahoma" w:hAnsi="Tahoma" w:cs="Tahoma"/>
                     <w:sz w:val="20"/>
                     <w:szCs w:val="20"/>
                   </w:rPr>
@@ -882,14 +882,14 @@
             <w:pPr>
               <w:pStyle w:val="NoSpacing"/>
               <w:rPr>
-                <w:rFonts w:ascii="Readex Pro Light" w:hAnsi="Readex Pro Light" w:cs="Readex Pro Light"/>
-                <w:sz w:val="20"/>
-                <w:szCs w:val="20"/>
-              </w:rPr>
-            </w:pPr>
-            <w:r>
-              <w:rPr>
-                <w:rFonts w:ascii="Readex Pro Light" w:eastAsia="Times New Roman" w:hAnsi="Readex Pro Light" w:cs="Readex Pro Light"/>
+                <w:rFonts w:ascii="Tahoma" w:hAnsi="Tahoma" w:cs="Tahoma"/>
+                <w:sz w:val="20"/>
+                <w:szCs w:val="20"/>
+              </w:rPr>
+            </w:pPr>
+            <w:r>
+              <w:rPr>
+                <w:rFonts w:ascii="Tahoma" w:eastAsia="Tahoma" w:hAnsi="Tahoma" w:cs="Tahoma"/>
                 <w:sz w:val="20"/>
                 <w:szCs w:val="20"/>
               </w:rPr>
@@ -900,7 +900,7 @@
         <w:sdt>
           <w:sdtPr>
             <w:rPr>
-              <w:rFonts w:ascii="Readex Pro Light" w:hAnsi="Readex Pro Light" w:cs="Readex Pro Light"/>
+              <w:rFonts w:ascii="Tahoma" w:hAnsi="Tahoma" w:cs="Tahoma"/>
               <w:sz w:val="20"/>
               <w:szCs w:val="20"/>
             </w:rPr>
@@ -921,7 +921,7 @@
                   <w:pStyle w:val="NoSpacing"/>
                   <w:jc w:val="center"/>
                   <w:rPr>
-                    <w:rFonts w:ascii="Readex Pro Light" w:hAnsi="Readex Pro Light" w:cs="Readex Pro Light"/>
+                    <w:rFonts w:ascii="Tahoma" w:hAnsi="Tahoma" w:cs="Tahoma"/>
                     <w:sz w:val="20"/>
                     <w:szCs w:val="20"/>
                   </w:rPr>
@@ -946,14 +946,14 @@
             <w:pPr>
               <w:pStyle w:val="NoSpacing"/>
               <w:rPr>
-                <w:rFonts w:ascii="Readex Pro Light" w:hAnsi="Readex Pro Light" w:cs="Readex Pro Light"/>
-                <w:sz w:val="20"/>
-                <w:szCs w:val="20"/>
-              </w:rPr>
-            </w:pPr>
-            <w:r>
-              <w:rPr>
-                <w:rFonts w:ascii="Readex Pro Light" w:eastAsia="Times New Roman" w:hAnsi="Readex Pro Light" w:cs="Readex Pro Light"/>
+                <w:rFonts w:ascii="Tahoma" w:hAnsi="Tahoma" w:cs="Tahoma"/>
+                <w:sz w:val="20"/>
+                <w:szCs w:val="20"/>
+              </w:rPr>
+            </w:pPr>
+            <w:r>
+              <w:rPr>
+                <w:rFonts w:ascii="Tahoma" w:eastAsia="Tahoma" w:hAnsi="Tahoma" w:cs="Tahoma"/>
                 <w:sz w:val="20"/>
                 <w:szCs w:val="20"/>
               </w:rPr>
@@ -966,7 +966,7 @@
         <w:sdt>
           <w:sdtPr>
             <w:rPr>
-              <w:rFonts w:ascii="Readex Pro Light" w:hAnsi="Readex Pro Light" w:cs="Readex Pro Light"/>
+              <w:rFonts w:ascii="Tahoma" w:hAnsi="Tahoma" w:cs="Tahoma"/>
               <w:sz w:val="20"/>
               <w:szCs w:val="20"/>
             </w:rPr>
@@ -987,7 +987,7 @@
                   <w:pStyle w:val="NoSpacing"/>
                   <w:jc w:val="center"/>
                   <w:rPr>
-                    <w:rFonts w:ascii="Readex Pro Light" w:hAnsi="Readex Pro Light" w:cs="Readex Pro Light"/>
+                    <w:rFonts w:ascii="Tahoma" w:hAnsi="Tahoma" w:cs="Tahoma"/>
                     <w:sz w:val="20"/>
                     <w:szCs w:val="20"/>
                   </w:rPr>
@@ -1013,14 +1013,14 @@
             <w:pPr>
               <w:pStyle w:val="NoSpacing"/>
               <w:rPr>
-                <w:rFonts w:ascii="Readex Pro Light" w:hAnsi="Readex Pro Light" w:cs="Readex Pro Light"/>
-                <w:sz w:val="20"/>
-                <w:szCs w:val="20"/>
-              </w:rPr>
-            </w:pPr>
-            <w:r>
-              <w:rPr>
-                <w:rFonts w:ascii="Readex Pro Light" w:eastAsia="Times New Roman" w:hAnsi="Readex Pro Light" w:cs="Readex Pro Light"/>
+                <w:rFonts w:ascii="Tahoma" w:hAnsi="Tahoma" w:cs="Tahoma"/>
+                <w:sz w:val="20"/>
+                <w:szCs w:val="20"/>
+              </w:rPr>
+            </w:pPr>
+            <w:r>
+              <w:rPr>
+                <w:rFonts w:ascii="Tahoma" w:eastAsia="Tahoma" w:hAnsi="Tahoma" w:cs="Tahoma"/>
                 <w:sz w:val="20"/>
                 <w:szCs w:val="20"/>
               </w:rPr>
@@ -1031,7 +1031,7 @@
         <w:sdt>
           <w:sdtPr>
             <w:rPr>
-              <w:rFonts w:ascii="Readex Pro Light" w:hAnsi="Readex Pro Light" w:cs="Readex Pro Light"/>
+              <w:rFonts w:ascii="Tahoma" w:hAnsi="Tahoma" w:cs="Tahoma"/>
               <w:sz w:val="20"/>
               <w:szCs w:val="20"/>
             </w:rPr>
@@ -1052,7 +1052,7 @@
                   <w:pStyle w:val="NoSpacing"/>
                   <w:jc w:val="center"/>
                   <w:rPr>
-                    <w:rFonts w:ascii="Readex Pro Light" w:hAnsi="Readex Pro Light" w:cs="Readex Pro Light"/>
+                    <w:rFonts w:ascii="Tahoma" w:hAnsi="Tahoma" w:cs="Tahoma"/>
                     <w:sz w:val="20"/>
                     <w:szCs w:val="20"/>
                   </w:rPr>
@@ -1077,14 +1077,14 @@
             <w:pPr>
               <w:pStyle w:val="NoSpacing"/>
               <w:rPr>
-                <w:rFonts w:ascii="Readex Pro Light" w:hAnsi="Readex Pro Light" w:cs="Readex Pro Light"/>
-                <w:sz w:val="20"/>
-                <w:szCs w:val="20"/>
-              </w:rPr>
-            </w:pPr>
-            <w:r>
-              <w:rPr>
-                <w:rFonts w:ascii="Readex Pro Light" w:eastAsia="Times New Roman" w:hAnsi="Readex Pro Light" w:cs="Readex Pro Light"/>
+                <w:rFonts w:ascii="Tahoma" w:hAnsi="Tahoma" w:cs="Tahoma"/>
+                <w:sz w:val="20"/>
+                <w:szCs w:val="20"/>
+              </w:rPr>
+            </w:pPr>
+            <w:r>
+              <w:rPr>
+                <w:rFonts w:ascii="Tahoma" w:eastAsia="Tahoma" w:hAnsi="Tahoma" w:cs="Tahoma"/>
                 <w:sz w:val="20"/>
                 <w:szCs w:val="20"/>
               </w:rPr>
@@ -1097,7 +1097,7 @@
         <w:sdt>
           <w:sdtPr>
             <w:rPr>
-              <w:rFonts w:ascii="Readex Pro Light" w:hAnsi="Readex Pro Light" w:cs="Readex Pro Light"/>
+              <w:rFonts w:ascii="Tahoma" w:hAnsi="Tahoma" w:cs="Tahoma"/>
               <w:sz w:val="20"/>
               <w:szCs w:val="20"/>
             </w:rPr>
@@ -1118,7 +1118,7 @@
                   <w:pStyle w:val="NoSpacing"/>
                   <w:jc w:val="center"/>
                   <w:rPr>
-                    <w:rFonts w:ascii="Readex Pro Light" w:hAnsi="Readex Pro Light" w:cs="Readex Pro Light"/>
+                    <w:rFonts w:ascii="Tahoma" w:hAnsi="Tahoma" w:cs="Tahoma"/>
                     <w:sz w:val="20"/>
                     <w:szCs w:val="20"/>
                   </w:rPr>
@@ -1146,14 +1146,14 @@
               <w:autoSpaceDN w:val="0"/>
               <w:adjustRightInd w:val="0"/>
               <w:rPr>
-                <w:rFonts w:ascii="Readex Pro Light" w:eastAsia="Times New Roman" w:hAnsi="Readex Pro Light" w:cs="Readex Pro Light"/>
-                <w:sz w:val="20"/>
-                <w:szCs w:val="20"/>
-              </w:rPr>
-            </w:pPr>
-            <w:r>
-              <w:rPr>
-                <w:rFonts w:ascii="Readex Pro Light" w:eastAsia="Times New Roman" w:hAnsi="Readex Pro Light" w:cs="Readex Pro Light"/>
+                <w:rFonts w:ascii="Tahoma" w:eastAsia="Tahoma" w:hAnsi="Tahoma" w:cs="Tahoma"/>
+                <w:sz w:val="20"/>
+                <w:szCs w:val="20"/>
+              </w:rPr>
+            </w:pPr>
+            <w:r>
+              <w:rPr>
+                <w:rFonts w:ascii="Tahoma" w:eastAsia="Tahoma" w:hAnsi="Tahoma" w:cs="Tahoma"/>
                 <w:sz w:val="20"/>
                 <w:szCs w:val="20"/>
               </w:rPr>
@@ -1164,14 +1164,14 @@
             <w:pPr>
               <w:pStyle w:val="NoSpacing"/>
               <w:rPr>
-                <w:rFonts w:ascii="Readex Pro Light" w:hAnsi="Readex Pro Light" w:cs="Readex Pro Light"/>
-                <w:sz w:val="20"/>
-                <w:szCs w:val="20"/>
-              </w:rPr>
-            </w:pPr>
-            <w:r>
-              <w:rPr>
-                <w:rFonts w:ascii="Readex Pro Light" w:eastAsia="Times New Roman" w:hAnsi="Readex Pro Light" w:cs="Readex Pro Light"/>
+                <w:rFonts w:ascii="Tahoma" w:hAnsi="Tahoma" w:cs="Tahoma"/>
+                <w:sz w:val="20"/>
+                <w:szCs w:val="20"/>
+              </w:rPr>
+            </w:pPr>
+            <w:r>
+              <w:rPr>
+                <w:rFonts w:ascii="Tahoma" w:eastAsia="Tahoma" w:hAnsi="Tahoma" w:cs="Tahoma"/>
                 <w:sz w:val="20"/>
                 <w:szCs w:val="20"/>
               </w:rPr>
@@ -1182,7 +1182,7 @@
         <w:sdt>
           <w:sdtPr>
             <w:rPr>
-              <w:rFonts w:ascii="Readex Pro Light" w:hAnsi="Readex Pro Light" w:cs="Readex Pro Light"/>
+              <w:rFonts w:ascii="Tahoma" w:hAnsi="Tahoma" w:cs="Tahoma"/>
               <w:sz w:val="20"/>
               <w:szCs w:val="20"/>
             </w:rPr>
@@ -1203,7 +1203,7 @@
                   <w:pStyle w:val="NoSpacing"/>
                   <w:jc w:val="center"/>
                   <w:rPr>
-                    <w:rFonts w:ascii="Readex Pro Light" w:hAnsi="Readex Pro Light" w:cs="Readex Pro Light"/>
+                    <w:rFonts w:ascii="Tahoma" w:hAnsi="Tahoma" w:cs="Tahoma"/>
                     <w:sz w:val="20"/>
                     <w:szCs w:val="20"/>
                   </w:rPr>
@@ -1228,14 +1228,14 @@
             <w:pPr>
               <w:pStyle w:val="NoSpacing"/>
               <w:rPr>
-                <w:rFonts w:ascii="Readex Pro Light" w:hAnsi="Readex Pro Light" w:cs="Readex Pro Light"/>
-                <w:sz w:val="20"/>
-                <w:szCs w:val="20"/>
-              </w:rPr>
-            </w:pPr>
-            <w:r>
-              <w:rPr>
-                <w:rFonts w:ascii="Readex Pro Light" w:eastAsia="Times New Roman" w:hAnsi="Readex Pro Light" w:cs="Readex Pro Light"/>
+                <w:rFonts w:ascii="Tahoma" w:hAnsi="Tahoma" w:cs="Tahoma"/>
+                <w:sz w:val="20"/>
+                <w:szCs w:val="20"/>
+              </w:rPr>
+            </w:pPr>
+            <w:r>
+              <w:rPr>
+                <w:rFonts w:ascii="Tahoma" w:eastAsia="Tahoma" w:hAnsi="Tahoma" w:cs="Tahoma"/>
                 <w:sz w:val="20"/>
                 <w:szCs w:val="20"/>
               </w:rPr>
@@ -1256,14 +1256,14 @@
             <w:pPr>
               <w:pStyle w:val="NoSpacing"/>
               <w:rPr>
-                <w:rFonts w:ascii="Readex Pro Light" w:hAnsi="Readex Pro Light" w:cs="Readex Pro Light"/>
-                <w:sz w:val="20"/>
-                <w:szCs w:val="20"/>
-              </w:rPr>
-            </w:pPr>
-            <w:r>
-              <w:rPr>
-                <w:rFonts w:ascii="Readex Pro Light" w:hAnsi="Readex Pro Light" w:cs="Readex Pro Light"/>
+                <w:rFonts w:ascii="Tahoma" w:hAnsi="Tahoma" w:cs="Tahoma"/>
+                <w:sz w:val="20"/>
+                <w:szCs w:val="20"/>
+              </w:rPr>
+            </w:pPr>
+            <w:r>
+              <w:rPr>
+                <w:rFonts w:ascii="Tahoma" w:hAnsi="Tahoma" w:cs="Tahoma"/>
                 <w:sz w:val="20"/>
                 <w:szCs w:val="20"/>
               </w:rPr>
@@ -1282,37 +1282,37 @@
             <w:pPr>
               <w:pStyle w:val="NoSpacing"/>
               <w:rPr>
-                <w:rFonts w:ascii="Readex Pro Light" w:hAnsi="Readex Pro Light" w:cs="Readex Pro Light"/>
-                <w:sz w:val="20"/>
-                <w:szCs w:val="20"/>
-              </w:rPr>
-            </w:pPr>
-          </w:p>
-          <w:p>
-            <w:pPr>
-              <w:pStyle w:val="NoSpacing"/>
-              <w:rPr>
-                <w:rFonts w:ascii="Readex Pro Light" w:hAnsi="Readex Pro Light" w:cs="Readex Pro Light"/>
-                <w:sz w:val="20"/>
-                <w:szCs w:val="20"/>
-              </w:rPr>
-            </w:pPr>
-          </w:p>
-          <w:p>
-            <w:pPr>
-              <w:pStyle w:val="NoSpacing"/>
-              <w:rPr>
-                <w:rFonts w:ascii="Readex Pro Light" w:hAnsi="Readex Pro Light" w:cs="Readex Pro Light"/>
-                <w:sz w:val="20"/>
-                <w:szCs w:val="20"/>
-              </w:rPr>
-            </w:pPr>
-          </w:p>
-          <w:p>
-            <w:pPr>
-              <w:pStyle w:val="NoSpacing"/>
-              <w:rPr>
-                <w:rFonts w:ascii="Readex Pro Light" w:hAnsi="Readex Pro Light" w:cs="Readex Pro Light"/>
+                <w:rFonts w:ascii="Tahoma" w:hAnsi="Tahoma" w:cs="Tahoma"/>
+                <w:sz w:val="20"/>
+                <w:szCs w:val="20"/>
+              </w:rPr>
+            </w:pPr>
+          </w:p>
+          <w:p>
+            <w:pPr>
+              <w:pStyle w:val="NoSpacing"/>
+              <w:rPr>
+                <w:rFonts w:ascii="Tahoma" w:hAnsi="Tahoma" w:cs="Tahoma"/>
+                <w:sz w:val="20"/>
+                <w:szCs w:val="20"/>
+              </w:rPr>
+            </w:pPr>
+          </w:p>
+          <w:p>
+            <w:pPr>
+              <w:pStyle w:val="NoSpacing"/>
+              <w:rPr>
+                <w:rFonts w:ascii="Tahoma" w:hAnsi="Tahoma" w:cs="Tahoma"/>
+                <w:sz w:val="20"/>
+                <w:szCs w:val="20"/>
+              </w:rPr>
+            </w:pPr>
+          </w:p>
+          <w:p>
+            <w:pPr>
+              <w:pStyle w:val="NoSpacing"/>
+              <w:rPr>
+                <w:rFonts w:ascii="Tahoma" w:hAnsi="Tahoma" w:cs="Tahoma"/>
                 <w:sz w:val="20"/>
                 <w:szCs w:val="20"/>
               </w:rPr>
@@ -1331,14 +1331,14 @@
             <w:pPr>
               <w:pStyle w:val="NoSpacing"/>
               <w:rPr>
-                <w:rFonts w:ascii="Readex Pro Light" w:hAnsi="Readex Pro Light" w:cs="Readex Pro Light"/>
-                <w:sz w:val="20"/>
-                <w:szCs w:val="20"/>
-              </w:rPr>
-            </w:pPr>
-            <w:r>
-              <w:rPr>
-                <w:rFonts w:ascii="Readex Pro Light" w:hAnsi="Readex Pro Light" w:cs="Readex Pro Light"/>
+                <w:rFonts w:ascii="Tahoma" w:hAnsi="Tahoma" w:cs="Tahoma"/>
+                <w:sz w:val="20"/>
+                <w:szCs w:val="20"/>
+              </w:rPr>
+            </w:pPr>
+            <w:r>
+              <w:rPr>
+                <w:rFonts w:ascii="Tahoma" w:hAnsi="Tahoma" w:cs="Tahoma"/>
                 <w:sz w:val="20"/>
                 <w:szCs w:val="20"/>
               </w:rPr>
@@ -1360,37 +1360,37 @@
             <w:pPr>
               <w:pStyle w:val="NoSpacing"/>
               <w:rPr>
-                <w:rFonts w:ascii="Readex Pro Light" w:hAnsi="Readex Pro Light" w:cs="Readex Pro Light"/>
-                <w:sz w:val="20"/>
-                <w:szCs w:val="20"/>
-              </w:rPr>
-            </w:pPr>
-          </w:p>
-          <w:p>
-            <w:pPr>
-              <w:pStyle w:val="NoSpacing"/>
-              <w:rPr>
-                <w:rFonts w:ascii="Readex Pro Light" w:hAnsi="Readex Pro Light" w:cs="Readex Pro Light"/>
-                <w:sz w:val="20"/>
-                <w:szCs w:val="20"/>
-              </w:rPr>
-            </w:pPr>
-          </w:p>
-          <w:p>
-            <w:pPr>
-              <w:pStyle w:val="NoSpacing"/>
-              <w:rPr>
-                <w:rFonts w:ascii="Readex Pro Light" w:hAnsi="Readex Pro Light" w:cs="Readex Pro Light"/>
-                <w:sz w:val="20"/>
-                <w:szCs w:val="20"/>
-              </w:rPr>
-            </w:pPr>
-          </w:p>
-          <w:p>
-            <w:pPr>
-              <w:pStyle w:val="NoSpacing"/>
-              <w:rPr>
-                <w:rFonts w:ascii="Readex Pro Light" w:hAnsi="Readex Pro Light" w:cs="Readex Pro Light"/>
+                <w:rFonts w:ascii="Tahoma" w:hAnsi="Tahoma" w:cs="Tahoma"/>
+                <w:sz w:val="20"/>
+                <w:szCs w:val="20"/>
+              </w:rPr>
+            </w:pPr>
+          </w:p>
+          <w:p>
+            <w:pPr>
+              <w:pStyle w:val="NoSpacing"/>
+              <w:rPr>
+                <w:rFonts w:ascii="Tahoma" w:hAnsi="Tahoma" w:cs="Tahoma"/>
+                <w:sz w:val="20"/>
+                <w:szCs w:val="20"/>
+              </w:rPr>
+            </w:pPr>
+          </w:p>
+          <w:p>
+            <w:pPr>
+              <w:pStyle w:val="NoSpacing"/>
+              <w:rPr>
+                <w:rFonts w:ascii="Tahoma" w:hAnsi="Tahoma" w:cs="Tahoma"/>
+                <w:sz w:val="20"/>
+                <w:szCs w:val="20"/>
+              </w:rPr>
+            </w:pPr>
+          </w:p>
+          <w:p>
+            <w:pPr>
+              <w:pStyle w:val="NoSpacing"/>
+              <w:rPr>
+                <w:rFonts w:ascii="Tahoma" w:hAnsi="Tahoma" w:cs="Tahoma"/>
                 <w:sz w:val="20"/>
                 <w:szCs w:val="20"/>
               </w:rPr>
@@ -1409,14 +1409,14 @@
             <w:pPr>
               <w:pStyle w:val="NoSpacing"/>
               <w:rPr>
-                <w:rFonts w:ascii="Readex Pro Light" w:hAnsi="Readex Pro Light" w:cs="Readex Pro Light"/>
-                <w:sz w:val="20"/>
-                <w:szCs w:val="20"/>
-              </w:rPr>
-            </w:pPr>
-            <w:r>
-              <w:rPr>
-                <w:rFonts w:ascii="Readex Pro Light" w:hAnsi="Readex Pro Light" w:cs="Readex Pro Light"/>
+                <w:rFonts w:ascii="Tahoma" w:hAnsi="Tahoma" w:cs="Tahoma"/>
+                <w:sz w:val="20"/>
+                <w:szCs w:val="20"/>
+              </w:rPr>
+            </w:pPr>
+            <w:r>
+              <w:rPr>
+                <w:rFonts w:ascii="Tahoma" w:hAnsi="Tahoma" w:cs="Tahoma"/>
                 <w:sz w:val="20"/>
                 <w:szCs w:val="20"/>
               </w:rPr>
@@ -1433,7 +1433,7 @@
             <w:pPr>
               <w:pStyle w:val="NoSpacing"/>
               <w:rPr>
-                <w:rFonts w:ascii="Readex Pro Light" w:hAnsi="Readex Pro Light" w:cs="Readex Pro Light"/>
+                <w:rFonts w:ascii="Tahoma" w:hAnsi="Tahoma" w:cs="Tahoma"/>
                 <w:sz w:val="20"/>
                 <w:szCs w:val="20"/>
               </w:rPr>
@@ -1445,7 +1445,7 @@
     <w:p>
       <w:pPr>
         <w:rPr>
-          <w:rFonts w:ascii="Readex Pro Light" w:hAnsi="Readex Pro Light" w:cs="Readex Pro Light"/>
+          <w:rFonts w:ascii="Tahoma" w:hAnsi="Tahoma" w:cs="Tahoma"/>
         </w:rPr>
       </w:pPr>
     </w:p>
@@ -1481,7 +1481,7 @@
             <w:pPr>
               <w:pStyle w:val="NoSpacing"/>
               <w:rPr>
-                <w:rFonts w:ascii="Readex Pro Light" w:hAnsi="Readex Pro Light" w:cs="Readex Pro Light"/>
+                <w:rFonts w:ascii="Tahoma" w:hAnsi="Tahoma" w:cs="Tahoma"/>
                 <w:color w:val="FFFFFF" w:themeColor="background1"/>
                 <w:sz w:val="20"/>
                 <w:szCs w:val="20"/>
@@ -1489,7 +1489,7 @@
             </w:pPr>
             <w:r>
               <w:rPr>
-                <w:rFonts w:ascii="Readex Pro Light" w:hAnsi="Readex Pro Light" w:cs="Readex Pro Light"/>
+                <w:rFonts w:ascii="Tahoma" w:hAnsi="Tahoma" w:cs="Tahoma"/>
                 <w:color w:val="FFFFFF" w:themeColor="background1"/>
                 <w:sz w:val="20"/>
                 <w:szCs w:val="20"/>
@@ -1510,7 +1510,7 @@
             <w:pPr>
               <w:pStyle w:val="NoSpacing"/>
               <w:rPr>
-                <w:rFonts w:ascii="Readex Pro Light" w:hAnsi="Readex Pro Light" w:cs="Readex Pro Light"/>
+                <w:rFonts w:ascii="Tahoma" w:hAnsi="Tahoma" w:cs="Tahoma"/>
                 <w:color w:val="000000" w:themeColor="text1"/>
                 <w:sz w:val="20"/>
                 <w:szCs w:val="20"/>
@@ -1518,7 +1518,7 @@
             </w:pPr>
             <w:r>
               <w:rPr>
-                <w:rFonts w:ascii="Readex Pro Light" w:hAnsi="Readex Pro Light" w:cs="Readex Pro Light"/>
+                <w:rFonts w:ascii="Tahoma" w:hAnsi="Tahoma" w:cs="Tahoma"/>
                 <w:color w:val="000000" w:themeColor="text1"/>
                 <w:sz w:val="20"/>
                 <w:szCs w:val="20"/>
@@ -1532,7 +1532,7 @@
         <w:sdt>
           <w:sdtPr>
             <w:rPr>
-              <w:rFonts w:ascii="Readex Pro Light" w:hAnsi="Readex Pro Light" w:cs="Readex Pro Light"/>
+              <w:rFonts w:ascii="Tahoma" w:hAnsi="Tahoma" w:cs="Tahoma"/>
               <w:sz w:val="20"/>
               <w:szCs w:val="20"/>
             </w:rPr>
@@ -1552,7 +1552,7 @@
                 <w:pPr>
                   <w:pStyle w:val="NoSpacing"/>
                   <w:rPr>
-                    <w:rFonts w:ascii="Readex Pro Light" w:hAnsi="Readex Pro Light" w:cs="Readex Pro Light"/>
+                    <w:rFonts w:ascii="Tahoma" w:hAnsi="Tahoma" w:cs="Tahoma"/>
                     <w:sz w:val="20"/>
                     <w:szCs w:val="20"/>
                   </w:rPr>
@@ -1578,14 +1578,14 @@
             <w:pPr>
               <w:pStyle w:val="NoSpacing"/>
               <w:rPr>
-                <w:rFonts w:ascii="Readex Pro Light" w:hAnsi="Readex Pro Light" w:cs="Readex Pro Light"/>
-                <w:sz w:val="20"/>
-                <w:szCs w:val="20"/>
-              </w:rPr>
-            </w:pPr>
-            <w:r>
-              <w:rPr>
-                <w:rFonts w:ascii="Readex Pro Light" w:hAnsi="Readex Pro Light" w:cs="Readex Pro Light"/>
+                <w:rFonts w:ascii="Tahoma" w:hAnsi="Tahoma" w:cs="Tahoma"/>
+                <w:sz w:val="20"/>
+                <w:szCs w:val="20"/>
+              </w:rPr>
+            </w:pPr>
+            <w:r>
+              <w:rPr>
+                <w:rFonts w:ascii="Tahoma" w:hAnsi="Tahoma" w:cs="Tahoma"/>
                 <w:sz w:val="20"/>
                 <w:szCs w:val="20"/>
               </w:rPr>
@@ -1596,7 +1596,7 @@
         <w:sdt>
           <w:sdtPr>
             <w:rPr>
-              <w:rFonts w:ascii="Readex Pro Light" w:hAnsi="Readex Pro Light" w:cs="Readex Pro Light"/>
+              <w:rFonts w:ascii="Tahoma" w:hAnsi="Tahoma" w:cs="Tahoma"/>
               <w:sz w:val="20"/>
               <w:szCs w:val="20"/>
             </w:rPr>
@@ -1616,7 +1616,7 @@
                 <w:pPr>
                   <w:pStyle w:val="NoSpacing"/>
                   <w:rPr>
-                    <w:rFonts w:ascii="Readex Pro Light" w:hAnsi="Readex Pro Light" w:cs="Readex Pro Light"/>
+                    <w:rFonts w:ascii="Tahoma" w:hAnsi="Tahoma" w:cs="Tahoma"/>
                     <w:sz w:val="20"/>
                     <w:szCs w:val="20"/>
                   </w:rPr>
@@ -1641,14 +1641,14 @@
             <w:pPr>
               <w:pStyle w:val="NoSpacing"/>
               <w:rPr>
-                <w:rFonts w:ascii="Readex Pro Light" w:hAnsi="Readex Pro Light" w:cs="Readex Pro Light"/>
-                <w:sz w:val="20"/>
-                <w:szCs w:val="20"/>
-              </w:rPr>
-            </w:pPr>
-            <w:r>
-              <w:rPr>
-                <w:rFonts w:ascii="Readex Pro Light" w:hAnsi="Readex Pro Light" w:cs="Readex Pro Light"/>
+                <w:rFonts w:ascii="Tahoma" w:hAnsi="Tahoma" w:cs="Tahoma"/>
+                <w:sz w:val="20"/>
+                <w:szCs w:val="20"/>
+              </w:rPr>
+            </w:pPr>
+            <w:r>
+              <w:rPr>
+                <w:rFonts w:ascii="Tahoma" w:hAnsi="Tahoma" w:cs="Tahoma"/>
                 <w:sz w:val="20"/>
                 <w:szCs w:val="20"/>
               </w:rPr>
@@ -1659,7 +1659,7 @@
         <w:sdt>
           <w:sdtPr>
             <w:rPr>
-              <w:rFonts w:ascii="Readex Pro Light" w:hAnsi="Readex Pro Light" w:cs="Readex Pro Light"/>
+              <w:rFonts w:ascii="Tahoma" w:hAnsi="Tahoma" w:cs="Tahoma"/>
               <w:sz w:val="20"/>
               <w:szCs w:val="20"/>
             </w:rPr>
@@ -1680,7 +1680,7 @@
                 <w:pPr>
                   <w:pStyle w:val="NoSpacing"/>
                   <w:rPr>
-                    <w:rFonts w:ascii="Readex Pro Light" w:hAnsi="Readex Pro Light" w:cs="Readex Pro Light"/>
+                    <w:rFonts w:ascii="Tahoma" w:hAnsi="Tahoma" w:cs="Tahoma"/>
                     <w:sz w:val="20"/>
                     <w:szCs w:val="20"/>
                   </w:rPr>
@@ -1706,14 +1706,14 @@
             <w:pPr>
               <w:pStyle w:val="NoSpacing"/>
               <w:rPr>
-                <w:rFonts w:ascii="Readex Pro Light" w:hAnsi="Readex Pro Light" w:cs="Readex Pro Light"/>
-                <w:sz w:val="20"/>
-                <w:szCs w:val="20"/>
-              </w:rPr>
-            </w:pPr>
-            <w:r>
-              <w:rPr>
-                <w:rFonts w:ascii="Readex Pro Light" w:hAnsi="Readex Pro Light" w:cs="Readex Pro Light"/>
+                <w:rFonts w:ascii="Tahoma" w:hAnsi="Tahoma" w:cs="Tahoma"/>
+                <w:sz w:val="20"/>
+                <w:szCs w:val="20"/>
+              </w:rPr>
+            </w:pPr>
+            <w:r>
+              <w:rPr>
+                <w:rFonts w:ascii="Tahoma" w:hAnsi="Tahoma" w:cs="Tahoma"/>
                 <w:sz w:val="20"/>
                 <w:szCs w:val="20"/>
               </w:rPr>
@@ -1733,14 +1733,14 @@
             <w:pPr>
               <w:pStyle w:val="NoSpacing"/>
               <w:rPr>
-                <w:rFonts w:ascii="Readex Pro Light" w:hAnsi="Readex Pro Light" w:cs="Readex Pro Light"/>
-                <w:sz w:val="20"/>
-                <w:szCs w:val="20"/>
-              </w:rPr>
-            </w:pPr>
-            <w:r>
-              <w:rPr>
-                <w:rFonts w:ascii="Readex Pro Light" w:hAnsi="Readex Pro Light" w:cs="Readex Pro Light"/>
+                <w:rFonts w:ascii="Tahoma" w:hAnsi="Tahoma" w:cs="Tahoma"/>
+                <w:sz w:val="20"/>
+                <w:szCs w:val="20"/>
+              </w:rPr>
+            </w:pPr>
+            <w:r>
+              <w:rPr>
+                <w:rFonts w:ascii="Tahoma" w:hAnsi="Tahoma" w:cs="Tahoma"/>
                 <w:sz w:val="20"/>
                 <w:szCs w:val="20"/>
               </w:rPr>
@@ -1760,14 +1760,14 @@
             <w:pPr>
               <w:pStyle w:val="NoSpacing"/>
               <w:rPr>
-                <w:rFonts w:ascii="Readex Pro Light" w:hAnsi="Readex Pro Light" w:cs="Readex Pro Light"/>
-                <w:sz w:val="20"/>
-                <w:szCs w:val="20"/>
-              </w:rPr>
-            </w:pPr>
-            <w:r>
-              <w:rPr>
-                <w:rFonts w:ascii="Readex Pro Light" w:hAnsi="Readex Pro Light" w:cs="Readex Pro Light"/>
+                <w:rFonts w:ascii="Tahoma" w:hAnsi="Tahoma" w:cs="Tahoma"/>
+                <w:sz w:val="20"/>
+                <w:szCs w:val="20"/>
+              </w:rPr>
+            </w:pPr>
+            <w:r>
+              <w:rPr>
+                <w:rFonts w:ascii="Tahoma" w:hAnsi="Tahoma" w:cs="Tahoma"/>
                 <w:sz w:val="20"/>
                 <w:szCs w:val="20"/>
               </w:rPr>
@@ -1778,7 +1778,7 @@
             <w:pPr>
               <w:pStyle w:val="NoSpacing"/>
               <w:rPr>
-                <w:rFonts w:ascii="Readex Pro Light" w:hAnsi="Readex Pro Light" w:cs="Readex Pro Light"/>
+                <w:rFonts w:ascii="Tahoma" w:hAnsi="Tahoma" w:cs="Tahoma"/>
                 <w:sz w:val="20"/>
                 <w:szCs w:val="20"/>
               </w:rPr>
@@ -1797,14 +1797,14 @@
             <w:pPr>
               <w:pStyle w:val="NoSpacing"/>
               <w:rPr>
-                <w:rFonts w:ascii="Readex Pro Light" w:hAnsi="Readex Pro Light" w:cs="Readex Pro Light"/>
-                <w:sz w:val="20"/>
-                <w:szCs w:val="20"/>
-              </w:rPr>
-            </w:pPr>
-            <w:r>
-              <w:rPr>
-                <w:rFonts w:ascii="Readex Pro Light" w:hAnsi="Readex Pro Light" w:cs="Readex Pro Light"/>
+                <w:rFonts w:ascii="Tahoma" w:hAnsi="Tahoma" w:cs="Tahoma"/>
+                <w:sz w:val="20"/>
+                <w:szCs w:val="20"/>
+              </w:rPr>
+            </w:pPr>
+            <w:r>
+              <w:rPr>
+                <w:rFonts w:ascii="Tahoma" w:hAnsi="Tahoma" w:cs="Tahoma"/>
                 <w:sz w:val="20"/>
                 <w:szCs w:val="20"/>
               </w:rPr>
@@ -1823,14 +1823,14 @@
             <w:pPr>
               <w:pStyle w:val="NoSpacing"/>
               <w:rPr>
-                <w:rFonts w:ascii="Readex Pro Light" w:hAnsi="Readex Pro Light" w:cs="Readex Pro Light"/>
-                <w:sz w:val="20"/>
-                <w:szCs w:val="20"/>
-              </w:rPr>
-            </w:pPr>
-            <w:r>
-              <w:rPr>
-                <w:rFonts w:ascii="Readex Pro Light" w:hAnsi="Readex Pro Light" w:cs="Readex Pro Light"/>
+                <w:rFonts w:ascii="Tahoma" w:hAnsi="Tahoma" w:cs="Tahoma"/>
+                <w:sz w:val="20"/>
+                <w:szCs w:val="20"/>
+              </w:rPr>
+            </w:pPr>
+            <w:r>
+              <w:rPr>
+                <w:rFonts w:ascii="Tahoma" w:hAnsi="Tahoma" w:cs="Tahoma"/>
                 <w:sz w:val="20"/>
                 <w:szCs w:val="20"/>
               </w:rPr>
@@ -1847,7 +1847,7 @@
             <w:pPr>
               <w:pStyle w:val="NoSpacing"/>
               <w:rPr>
-                <w:rFonts w:ascii="Readex Pro Light" w:hAnsi="Readex Pro Light" w:cs="Readex Pro Light"/>
+                <w:rFonts w:ascii="Tahoma" w:hAnsi="Tahoma" w:cs="Tahoma"/>
                 <w:sz w:val="20"/>
                 <w:szCs w:val="20"/>
               </w:rPr>
@@ -1865,14 +1865,14 @@
             <w:pPr>
               <w:pStyle w:val="NoSpacing"/>
               <w:rPr>
-                <w:rFonts w:ascii="Readex Pro Light" w:hAnsi="Readex Pro Light" w:cs="Readex Pro Light"/>
-                <w:sz w:val="20"/>
-                <w:szCs w:val="20"/>
-              </w:rPr>
-            </w:pPr>
-            <w:r>
-              <w:rPr>
-                <w:rFonts w:ascii="Readex Pro Light" w:hAnsi="Readex Pro Light" w:cs="Readex Pro Light"/>
+                <w:rFonts w:ascii="Tahoma" w:hAnsi="Tahoma" w:cs="Tahoma"/>
+                <w:sz w:val="20"/>
+                <w:szCs w:val="20"/>
+              </w:rPr>
+            </w:pPr>
+            <w:r>
+              <w:rPr>
+                <w:rFonts w:ascii="Tahoma" w:hAnsi="Tahoma" w:cs="Tahoma"/>
                 <w:sz w:val="20"/>
                 <w:szCs w:val="20"/>
               </w:rPr>
@@ -1889,7 +1889,7 @@
             <w:pPr>
               <w:pStyle w:val="NoSpacing"/>
               <w:rPr>
-                <w:rFonts w:ascii="Readex Pro Light" w:hAnsi="Readex Pro Light" w:cs="Readex Pro Light"/>
+                <w:rFonts w:ascii="Tahoma" w:hAnsi="Tahoma" w:cs="Tahoma"/>
                 <w:sz w:val="20"/>
                 <w:szCs w:val="20"/>
               </w:rPr>
@@ -1908,14 +1908,14 @@
             <w:pPr>
               <w:pStyle w:val="NoSpacing"/>
               <w:rPr>
-                <w:rFonts w:ascii="Readex Pro Light" w:hAnsi="Readex Pro Light" w:cs="Readex Pro Light"/>
-                <w:sz w:val="20"/>
-                <w:szCs w:val="20"/>
-              </w:rPr>
-            </w:pPr>
-            <w:r>
-              <w:rPr>
-                <w:rFonts w:ascii="Readex Pro Light" w:hAnsi="Readex Pro Light" w:cs="Readex Pro Light"/>
+                <w:rFonts w:ascii="Tahoma" w:hAnsi="Tahoma" w:cs="Tahoma"/>
+                <w:sz w:val="20"/>
+                <w:szCs w:val="20"/>
+              </w:rPr>
+            </w:pPr>
+            <w:r>
+              <w:rPr>
+                <w:rFonts w:ascii="Tahoma" w:hAnsi="Tahoma" w:cs="Tahoma"/>
                 <w:sz w:val="20"/>
                 <w:szCs w:val="20"/>
               </w:rPr>
@@ -1932,7 +1932,7 @@
             <w:pPr>
               <w:pStyle w:val="NoSpacing"/>
               <w:rPr>
-                <w:rFonts w:ascii="Readex Pro Light" w:hAnsi="Readex Pro Light" w:cs="Readex Pro Light"/>
+                <w:rFonts w:ascii="Tahoma" w:hAnsi="Tahoma" w:cs="Tahoma"/>
                 <w:sz w:val="20"/>
                 <w:szCs w:val="20"/>
               </w:rPr>
@@ -1949,7 +1949,7 @@
             <w:pPr>
               <w:pStyle w:val="NoSpacing"/>
               <w:rPr>
-                <w:rFonts w:ascii="Readex Pro Light" w:hAnsi="Readex Pro Light" w:cs="Readex Pro Light"/>
+                <w:rFonts w:ascii="Tahoma" w:hAnsi="Tahoma" w:cs="Tahoma"/>
                 <w:sz w:val="20"/>
                 <w:szCs w:val="20"/>
               </w:rPr>
@@ -1965,7 +1965,7 @@
             <w:pPr>
               <w:pStyle w:val="NoSpacing"/>
               <w:rPr>
-                <w:rFonts w:ascii="Readex Pro Light" w:hAnsi="Readex Pro Light" w:cs="Readex Pro Light"/>
+                <w:rFonts w:ascii="Tahoma" w:hAnsi="Tahoma" w:cs="Tahoma"/>
                 <w:sz w:val="20"/>
                 <w:szCs w:val="20"/>
               </w:rPr>
@@ -1984,7 +1984,7 @@
             <w:pPr>
               <w:pStyle w:val="NoSpacing"/>
               <w:rPr>
-                <w:rFonts w:ascii="Readex Pro Light" w:hAnsi="Readex Pro Light" w:cs="Readex Pro Light"/>
+                <w:rFonts w:ascii="Tahoma" w:hAnsi="Tahoma" w:cs="Tahoma"/>
                 <w:color w:val="FFFFFF" w:themeColor="background1"/>
                 <w:sz w:val="20"/>
                 <w:szCs w:val="20"/>
@@ -1992,7 +1992,7 @@
             </w:pPr>
             <w:r>
               <w:rPr>
-                <w:rFonts w:ascii="Readex Pro Light" w:hAnsi="Readex Pro Light" w:cs="Readex Pro Light"/>
+                <w:rFonts w:ascii="Tahoma" w:hAnsi="Tahoma" w:cs="Tahoma"/>
                 <w:color w:val="FFFFFF" w:themeColor="background1"/>
                 <w:sz w:val="20"/>
                 <w:szCs w:val="20"/>
@@ -2013,14 +2013,14 @@
             <w:pPr>
               <w:pStyle w:val="NoSpacing"/>
               <w:rPr>
-                <w:rFonts w:ascii="Readex Pro Light" w:hAnsi="Readex Pro Light" w:cs="Readex Pro Light"/>
-                <w:sz w:val="20"/>
-                <w:szCs w:val="20"/>
-              </w:rPr>
-            </w:pPr>
-            <w:r>
-              <w:rPr>
-                <w:rFonts w:ascii="Readex Pro Light" w:hAnsi="Readex Pro Light" w:cs="Readex Pro Light"/>
+                <w:rFonts w:ascii="Tahoma" w:hAnsi="Tahoma" w:cs="Tahoma"/>
+                <w:sz w:val="20"/>
+                <w:szCs w:val="20"/>
+              </w:rPr>
+            </w:pPr>
+            <w:r>
+              <w:rPr>
+                <w:rFonts w:ascii="Tahoma" w:hAnsi="Tahoma" w:cs="Tahoma"/>
                 <w:sz w:val="20"/>
                 <w:szCs w:val="20"/>
               </w:rPr>
@@ -2037,7 +2037,7 @@
             <w:pPr>
               <w:pStyle w:val="NoSpacing"/>
               <w:rPr>
-                <w:rFonts w:ascii="Readex Pro Light" w:hAnsi="Readex Pro Light" w:cs="Readex Pro Light"/>
+                <w:rFonts w:ascii="Tahoma" w:hAnsi="Tahoma" w:cs="Tahoma"/>
                 <w:sz w:val="20"/>
                 <w:szCs w:val="20"/>
               </w:rPr>
@@ -2054,14 +2054,14 @@
             <w:pPr>
               <w:pStyle w:val="NoSpacing"/>
               <w:rPr>
-                <w:rFonts w:ascii="Readex Pro Light" w:hAnsi="Readex Pro Light" w:cs="Readex Pro Light"/>
-                <w:sz w:val="20"/>
-                <w:szCs w:val="20"/>
-              </w:rPr>
-            </w:pPr>
-            <w:r>
-              <w:rPr>
-                <w:rFonts w:ascii="Readex Pro Light" w:hAnsi="Readex Pro Light" w:cs="Readex Pro Light"/>
+                <w:rFonts w:ascii="Tahoma" w:hAnsi="Tahoma" w:cs="Tahoma"/>
+                <w:sz w:val="20"/>
+                <w:szCs w:val="20"/>
+              </w:rPr>
+            </w:pPr>
+            <w:r>
+              <w:rPr>
+                <w:rFonts w:ascii="Tahoma" w:hAnsi="Tahoma" w:cs="Tahoma"/>
                 <w:sz w:val="20"/>
                 <w:szCs w:val="20"/>
               </w:rPr>
@@ -2078,7 +2078,7 @@
             <w:pPr>
               <w:pStyle w:val="NoSpacing"/>
               <w:rPr>
-                <w:rFonts w:ascii="Readex Pro Light" w:hAnsi="Readex Pro Light" w:cs="Readex Pro Light"/>
+                <w:rFonts w:ascii="Tahoma" w:hAnsi="Tahoma" w:cs="Tahoma"/>
                 <w:sz w:val="20"/>
                 <w:szCs w:val="20"/>
               </w:rPr>
@@ -2097,14 +2097,14 @@
             <w:pPr>
               <w:pStyle w:val="NoSpacing"/>
               <w:rPr>
-                <w:rFonts w:ascii="Readex Pro Light" w:hAnsi="Readex Pro Light" w:cs="Readex Pro Light"/>
-                <w:sz w:val="20"/>
-                <w:szCs w:val="20"/>
-              </w:rPr>
-            </w:pPr>
-            <w:r>
-              <w:rPr>
-                <w:rFonts w:ascii="Readex Pro Light" w:hAnsi="Readex Pro Light" w:cs="Readex Pro Light"/>
+                <w:rFonts w:ascii="Tahoma" w:hAnsi="Tahoma" w:cs="Tahoma"/>
+                <w:sz w:val="20"/>
+                <w:szCs w:val="20"/>
+              </w:rPr>
+            </w:pPr>
+            <w:r>
+              <w:rPr>
+                <w:rFonts w:ascii="Tahoma" w:hAnsi="Tahoma" w:cs="Tahoma"/>
                 <w:sz w:val="20"/>
                 <w:szCs w:val="20"/>
               </w:rPr>
@@ -2121,7 +2121,7 @@
             <w:pPr>
               <w:pStyle w:val="NoSpacing"/>
               <w:rPr>
-                <w:rFonts w:ascii="Readex Pro Light" w:hAnsi="Readex Pro Light" w:cs="Readex Pro Light"/>
+                <w:rFonts w:ascii="Tahoma" w:hAnsi="Tahoma" w:cs="Tahoma"/>
                 <w:sz w:val="20"/>
                 <w:szCs w:val="20"/>
               </w:rPr>
@@ -2138,14 +2138,14 @@
             <w:pPr>
               <w:pStyle w:val="NoSpacing"/>
               <w:rPr>
-                <w:rFonts w:ascii="Readex Pro Light" w:hAnsi="Readex Pro Light" w:cs="Readex Pro Light"/>
-                <w:sz w:val="20"/>
-                <w:szCs w:val="20"/>
-              </w:rPr>
-            </w:pPr>
-            <w:r>
-              <w:rPr>
-                <w:rFonts w:ascii="Readex Pro Light" w:hAnsi="Readex Pro Light" w:cs="Readex Pro Light"/>
+                <w:rFonts w:ascii="Tahoma" w:hAnsi="Tahoma" w:cs="Tahoma"/>
+                <w:sz w:val="20"/>
+                <w:szCs w:val="20"/>
+              </w:rPr>
+            </w:pPr>
+            <w:r>
+              <w:rPr>
+                <w:rFonts w:ascii="Tahoma" w:hAnsi="Tahoma" w:cs="Tahoma"/>
                 <w:sz w:val="20"/>
                 <w:szCs w:val="20"/>
               </w:rPr>
@@ -2162,7 +2162,7 @@
             <w:pPr>
               <w:pStyle w:val="NoSpacing"/>
               <w:rPr>
-                <w:rFonts w:ascii="Readex Pro Light" w:hAnsi="Readex Pro Light" w:cs="Readex Pro Light"/>
+                <w:rFonts w:ascii="Tahoma" w:hAnsi="Tahoma" w:cs="Tahoma"/>
                 <w:sz w:val="20"/>
                 <w:szCs w:val="20"/>
               </w:rPr>
@@ -2181,14 +2181,14 @@
             <w:pPr>
               <w:pStyle w:val="NoSpacing"/>
               <w:rPr>
-                <w:rFonts w:ascii="Readex Pro Light" w:hAnsi="Readex Pro Light" w:cs="Readex Pro Light"/>
-                <w:sz w:val="20"/>
-                <w:szCs w:val="20"/>
-              </w:rPr>
-            </w:pPr>
-            <w:r>
-              <w:rPr>
-                <w:rFonts w:ascii="Readex Pro Light" w:hAnsi="Readex Pro Light" w:cs="Readex Pro Light"/>
+                <w:rFonts w:ascii="Tahoma" w:hAnsi="Tahoma" w:cs="Tahoma"/>
+                <w:sz w:val="20"/>
+                <w:szCs w:val="20"/>
+              </w:rPr>
+            </w:pPr>
+            <w:r>
+              <w:rPr>
+                <w:rFonts w:ascii="Tahoma" w:hAnsi="Tahoma" w:cs="Tahoma"/>
                 <w:sz w:val="20"/>
                 <w:szCs w:val="20"/>
               </w:rPr>
@@ -2205,7 +2205,7 @@
             <w:pPr>
               <w:pStyle w:val="NoSpacing"/>
               <w:rPr>
-                <w:rFonts w:ascii="Readex Pro Light" w:hAnsi="Readex Pro Light" w:cs="Readex Pro Light"/>
+                <w:rFonts w:ascii="Tahoma" w:hAnsi="Tahoma" w:cs="Tahoma"/>
                 <w:sz w:val="20"/>
                 <w:szCs w:val="20"/>
               </w:rPr>
@@ -2222,14 +2222,14 @@
             <w:pPr>
               <w:pStyle w:val="NoSpacing"/>
               <w:rPr>
-                <w:rFonts w:ascii="Readex Pro Light" w:hAnsi="Readex Pro Light" w:cs="Readex Pro Light"/>
-                <w:sz w:val="20"/>
-                <w:szCs w:val="20"/>
-              </w:rPr>
-            </w:pPr>
-            <w:r>
-              <w:rPr>
-                <w:rFonts w:ascii="Readex Pro Light" w:hAnsi="Readex Pro Light" w:cs="Readex Pro Light"/>
+                <w:rFonts w:ascii="Tahoma" w:hAnsi="Tahoma" w:cs="Tahoma"/>
+                <w:sz w:val="20"/>
+                <w:szCs w:val="20"/>
+              </w:rPr>
+            </w:pPr>
+            <w:r>
+              <w:rPr>
+                <w:rFonts w:ascii="Tahoma" w:hAnsi="Tahoma" w:cs="Tahoma"/>
                 <w:sz w:val="20"/>
                 <w:szCs w:val="20"/>
               </w:rPr>
@@ -2246,7 +2246,7 @@
             <w:pPr>
               <w:pStyle w:val="NoSpacing"/>
               <w:rPr>
-                <w:rFonts w:ascii="Readex Pro Light" w:hAnsi="Readex Pro Light" w:cs="Readex Pro Light"/>
+                <w:rFonts w:ascii="Tahoma" w:hAnsi="Tahoma" w:cs="Tahoma"/>
                 <w:sz w:val="20"/>
                 <w:szCs w:val="20"/>
               </w:rPr>
@@ -2258,7 +2258,7 @@
     <w:p>
       <w:pPr>
         <w:rPr>
-          <w:rFonts w:ascii="Readex Pro Light" w:hAnsi="Readex Pro Light" w:cs="Readex Pro Light"/>
+          <w:rFonts w:ascii="Tahoma" w:hAnsi="Tahoma" w:cs="Tahoma"/>
         </w:rPr>
       </w:pPr>
     </w:p>
@@ -2284,7 +2284,7 @@
             <w:pPr>
               <w:pStyle w:val="NoSpacing"/>
               <w:rPr>
-                <w:rFonts w:ascii="Readex Pro Light" w:hAnsi="Readex Pro Light" w:cs="Readex Pro Light"/>
+                <w:rFonts w:ascii="Tahoma" w:hAnsi="Tahoma" w:cs="Tahoma"/>
                 <w:color w:val="FFFFFF" w:themeColor="background1"/>
                 <w:sz w:val="20"/>
                 <w:szCs w:val="20"/>
@@ -2292,7 +2292,7 @@
             </w:pPr>
             <w:r>
               <w:rPr>
-                <w:rFonts w:ascii="Readex Pro Light" w:hAnsi="Readex Pro Light" w:cs="Readex Pro Light"/>
+                <w:rFonts w:ascii="Tahoma" w:hAnsi="Tahoma" w:cs="Tahoma"/>
                 <w:color w:val="FFFFFF" w:themeColor="background1"/>
                 <w:sz w:val="20"/>
                 <w:szCs w:val="20"/>
@@ -2301,7 +2301,7 @@
             </w:r>
             <w:r>
               <w:rPr>
-                <w:rFonts w:ascii="Readex Pro Light" w:hAnsi="Readex Pro Light" w:cs="Readex Pro Light"/>
+                <w:rFonts w:ascii="Tahoma" w:hAnsi="Tahoma" w:cs="Tahoma"/>
                 <w:color w:val="FFFFFF" w:themeColor="background1"/>
                 <w:sz w:val="20"/>
                 <w:szCs w:val="20"/>
@@ -2310,7 +2310,7 @@
             </w:r>
             <w:r>
               <w:rPr>
-                <w:rFonts w:ascii="Readex Pro Light" w:hAnsi="Readex Pro Light" w:cs="Readex Pro Light"/>
+                <w:rFonts w:ascii="Tahoma" w:hAnsi="Tahoma" w:cs="Tahoma"/>
                 <w:color w:val="FFFFFF" w:themeColor="background1"/>
                 <w:sz w:val="20"/>
                 <w:szCs w:val="20"/>
@@ -2332,14 +2332,14 @@
               <w:pStyle w:val="NoSpacing"/>
               <w:jc w:val="center"/>
               <w:rPr>
-                <w:rFonts w:ascii="Readex Pro Light" w:hAnsi="Readex Pro Light" w:cs="Readex Pro Light"/>
-                <w:sz w:val="20"/>
-                <w:szCs w:val="20"/>
-              </w:rPr>
-            </w:pPr>
-            <w:r>
-              <w:rPr>
-                <w:rFonts w:ascii="Readex Pro Light" w:hAnsi="Readex Pro Light" w:cs="Readex Pro Light"/>
+                <w:rFonts w:ascii="Tahoma" w:hAnsi="Tahoma" w:cs="Tahoma"/>
+                <w:sz w:val="20"/>
+                <w:szCs w:val="20"/>
+              </w:rPr>
+            </w:pPr>
+            <w:r>
+              <w:rPr>
+                <w:rFonts w:ascii="Tahoma" w:hAnsi="Tahoma" w:cs="Tahoma"/>
                 <w:sz w:val="20"/>
                 <w:szCs w:val="20"/>
               </w:rPr>
@@ -2351,7 +2351,7 @@
               <w:pStyle w:val="NoSpacing"/>
               <w:jc w:val="center"/>
               <w:rPr>
-                <w:rFonts w:ascii="Readex Pro Light" w:hAnsi="Readex Pro Light" w:cs="Readex Pro Light"/>
+                <w:rFonts w:ascii="Tahoma" w:hAnsi="Tahoma" w:cs="Tahoma"/>
                 <w:sz w:val="20"/>
                 <w:szCs w:val="20"/>
               </w:rPr>
@@ -2367,27 +2367,27 @@
             <w:pPr>
               <w:pStyle w:val="NoSpacing"/>
               <w:rPr>
-                <w:rFonts w:ascii="Readex Pro Light" w:hAnsi="Readex Pro Light" w:cs="Readex Pro Light"/>
-                <w:sz w:val="20"/>
-                <w:szCs w:val="20"/>
-              </w:rPr>
-            </w:pPr>
-          </w:p>
-          <w:p>
-            <w:pPr>
-              <w:pStyle w:val="NoSpacing"/>
-              <w:rPr>
-                <w:rFonts w:ascii="Readex Pro Light" w:hAnsi="Readex Pro Light" w:cs="Readex Pro Light"/>
-                <w:sz w:val="20"/>
-                <w:szCs w:val="20"/>
-              </w:rPr>
-            </w:pPr>
-          </w:p>
-          <w:p>
-            <w:pPr>
-              <w:pStyle w:val="NoSpacing"/>
-              <w:rPr>
-                <w:rFonts w:ascii="Readex Pro Light" w:hAnsi="Readex Pro Light" w:cs="Readex Pro Light"/>
+                <w:rFonts w:ascii="Tahoma" w:hAnsi="Tahoma" w:cs="Tahoma"/>
+                <w:sz w:val="20"/>
+                <w:szCs w:val="20"/>
+              </w:rPr>
+            </w:pPr>
+          </w:p>
+          <w:p>
+            <w:pPr>
+              <w:pStyle w:val="NoSpacing"/>
+              <w:rPr>
+                <w:rFonts w:ascii="Tahoma" w:hAnsi="Tahoma" w:cs="Tahoma"/>
+                <w:sz w:val="20"/>
+                <w:szCs w:val="20"/>
+              </w:rPr>
+            </w:pPr>
+          </w:p>
+          <w:p>
+            <w:pPr>
+              <w:pStyle w:val="NoSpacing"/>
+              <w:rPr>
+                <w:rFonts w:ascii="Tahoma" w:hAnsi="Tahoma" w:cs="Tahoma"/>
                 <w:sz w:val="20"/>
                 <w:szCs w:val="20"/>
               </w:rPr>
@@ -2405,14 +2405,14 @@
             <w:pPr>
               <w:pStyle w:val="NoSpacing"/>
               <w:rPr>
-                <w:rFonts w:ascii="Readex Pro Light" w:hAnsi="Readex Pro Light" w:cs="Readex Pro Light"/>
-                <w:sz w:val="20"/>
-                <w:szCs w:val="20"/>
-              </w:rPr>
-            </w:pPr>
-            <w:r>
-              <w:rPr>
-                <w:rFonts w:ascii="Readex Pro Light" w:hAnsi="Readex Pro Light" w:cs="Readex Pro Light"/>
+                <w:rFonts w:ascii="Tahoma" w:hAnsi="Tahoma" w:cs="Tahoma"/>
+                <w:sz w:val="20"/>
+                <w:szCs w:val="20"/>
+              </w:rPr>
+            </w:pPr>
+            <w:r>
+              <w:rPr>
+                <w:rFonts w:ascii="Tahoma" w:hAnsi="Tahoma" w:cs="Tahoma"/>
                 <w:sz w:val="20"/>
                 <w:szCs w:val="20"/>
               </w:rPr>
@@ -2428,7 +2428,7 @@
             <w:pPr>
               <w:pStyle w:val="NoSpacing"/>
               <w:rPr>
-                <w:rFonts w:ascii="Readex Pro Light" w:hAnsi="Readex Pro Light" w:cs="Readex Pro Light"/>
+                <w:rFonts w:ascii="Tahoma" w:hAnsi="Tahoma" w:cs="Tahoma"/>
                 <w:sz w:val="20"/>
                 <w:szCs w:val="20"/>
               </w:rPr>
@@ -2444,14 +2444,14 @@
             <w:pPr>
               <w:pStyle w:val="NoSpacing"/>
               <w:rPr>
-                <w:rFonts w:ascii="Readex Pro Light" w:hAnsi="Readex Pro Light" w:cs="Readex Pro Light"/>
-                <w:sz w:val="20"/>
-                <w:szCs w:val="20"/>
-              </w:rPr>
-            </w:pPr>
-            <w:r>
-              <w:rPr>
-                <w:rFonts w:ascii="Readex Pro Light" w:hAnsi="Readex Pro Light" w:cs="Readex Pro Light"/>
+                <w:rFonts w:ascii="Tahoma" w:hAnsi="Tahoma" w:cs="Tahoma"/>
+                <w:sz w:val="20"/>
+                <w:szCs w:val="20"/>
+              </w:rPr>
+            </w:pPr>
+            <w:r>
+              <w:rPr>
+                <w:rFonts w:ascii="Tahoma" w:hAnsi="Tahoma" w:cs="Tahoma"/>
                 <w:sz w:val="20"/>
                 <w:szCs w:val="20"/>
               </w:rPr>
@@ -2470,14 +2470,14 @@
             <w:pPr>
               <w:pStyle w:val="NoSpacing"/>
               <w:rPr>
-                <w:rFonts w:ascii="Readex Pro Light" w:hAnsi="Readex Pro Light" w:cs="Readex Pro Light"/>
-                <w:sz w:val="20"/>
-                <w:szCs w:val="20"/>
-              </w:rPr>
-            </w:pPr>
-            <w:r>
-              <w:rPr>
-                <w:rFonts w:ascii="Readex Pro Light" w:hAnsi="Readex Pro Light" w:cs="Readex Pro Light"/>
+                <w:rFonts w:ascii="Tahoma" w:hAnsi="Tahoma" w:cs="Tahoma"/>
+                <w:sz w:val="20"/>
+                <w:szCs w:val="20"/>
+              </w:rPr>
+            </w:pPr>
+            <w:r>
+              <w:rPr>
+                <w:rFonts w:ascii="Tahoma" w:hAnsi="Tahoma" w:cs="Tahoma"/>
                 <w:sz w:val="20"/>
                 <w:szCs w:val="20"/>
               </w:rPr>
@@ -2493,7 +2493,7 @@
             <w:pPr>
               <w:pStyle w:val="NoSpacing"/>
               <w:rPr>
-                <w:rFonts w:ascii="Readex Pro Light" w:hAnsi="Readex Pro Light" w:cs="Readex Pro Light"/>
+                <w:rFonts w:ascii="Tahoma" w:hAnsi="Tahoma" w:cs="Tahoma"/>
                 <w:sz w:val="20"/>
                 <w:szCs w:val="20"/>
               </w:rPr>
@@ -2508,7 +2508,7 @@
             <w:pPr>
               <w:pStyle w:val="NoSpacing"/>
               <w:rPr>
-                <w:rFonts w:ascii="Readex Pro Light" w:hAnsi="Readex Pro Light" w:cs="Readex Pro Light"/>
+                <w:rFonts w:ascii="Tahoma" w:hAnsi="Tahoma" w:cs="Tahoma"/>
                 <w:sz w:val="20"/>
                 <w:szCs w:val="20"/>
               </w:rPr>
@@ -2520,7 +2520,7 @@
     <w:p>
       <w:pPr>
         <w:rPr>
-          <w:rFonts w:ascii="Readex Pro Light" w:hAnsi="Readex Pro Light" w:cs="Readex Pro Light"/>
+          <w:rFonts w:ascii="Tahoma" w:hAnsi="Tahoma" w:cs="Tahoma"/>
         </w:rPr>
       </w:pPr>
     </w:p>
@@ -2547,7 +2547,7 @@
               <w:pStyle w:val="NoSpacing"/>
               <w:jc w:val="center"/>
               <w:rPr>
-                <w:rFonts w:ascii="Readex Pro Light" w:hAnsi="Readex Pro Light" w:cs="Readex Pro Light"/>
+                <w:rFonts w:ascii="Tahoma" w:hAnsi="Tahoma" w:cs="Tahoma"/>
                 <w:b/>
                 <w:bCs/>
                 <w:sz w:val="20"/>
@@ -2556,7 +2556,7 @@
             </w:pPr>
             <w:r>
               <w:rPr>
-                <w:rFonts w:ascii="Readex Pro Light" w:hAnsi="Readex Pro Light" w:cs="Readex Pro Light"/>
+                <w:rFonts w:ascii="Tahoma" w:hAnsi="Tahoma" w:cs="Tahoma"/>
                 <w:b/>
                 <w:bCs/>
                 <w:color w:val="FFFFFF" w:themeColor="background1"/>
@@ -2578,7 +2578,7 @@
             <w:pPr>
               <w:pStyle w:val="NoSpacing"/>
               <w:rPr>
-                <w:rFonts w:ascii="Readex Pro Light" w:hAnsi="Readex Pro Light" w:cs="Readex Pro Light"/>
+                <w:rFonts w:ascii="Tahoma" w:hAnsi="Tahoma" w:cs="Tahoma"/>
                 <w:b/>
                 <w:bCs/>
                 <w:color w:val="F2F2F2" w:themeColor="background1" w:themeShade="F2"/>
@@ -2588,7 +2588,7 @@
             </w:pPr>
             <w:r>
               <w:rPr>
-                <w:rFonts w:ascii="Readex Pro Light" w:hAnsi="Readex Pro Light" w:cs="Readex Pro Light"/>
+                <w:rFonts w:ascii="Tahoma" w:hAnsi="Tahoma" w:cs="Tahoma"/>
                 <w:b/>
                 <w:bCs/>
                 <w:color w:val="F2F2F2" w:themeColor="background1" w:themeShade="F2"/>
@@ -2608,7 +2608,7 @@
             <w:pPr>
               <w:pStyle w:val="NoSpacing"/>
               <w:rPr>
-                <w:rFonts w:ascii="Readex Pro Light" w:hAnsi="Readex Pro Light" w:cs="Readex Pro Light"/>
+                <w:rFonts w:ascii="Tahoma" w:hAnsi="Tahoma" w:cs="Tahoma"/>
                 <w:b/>
                 <w:bCs/>
                 <w:color w:val="F2F2F2" w:themeColor="background1" w:themeShade="F2"/>
@@ -2618,7 +2618,7 @@
             </w:pPr>
             <w:r>
               <w:rPr>
-                <w:rFonts w:ascii="Readex Pro Light" w:hAnsi="Readex Pro Light" w:cs="Readex Pro Light"/>
+                <w:rFonts w:ascii="Tahoma" w:hAnsi="Tahoma" w:cs="Tahoma"/>
                 <w:b/>
                 <w:bCs/>
                 <w:color w:val="F2F2F2" w:themeColor="background1" w:themeShade="F2"/>
@@ -2638,7 +2638,7 @@
             <w:pPr>
               <w:pStyle w:val="NoSpacing"/>
               <w:rPr>
-                <w:rFonts w:ascii="Readex Pro Light" w:hAnsi="Readex Pro Light" w:cs="Readex Pro Light"/>
+                <w:rFonts w:ascii="Tahoma" w:hAnsi="Tahoma" w:cs="Tahoma"/>
                 <w:b/>
                 <w:bCs/>
                 <w:color w:val="F2F2F2" w:themeColor="background1" w:themeShade="F2"/>
@@ -2648,7 +2648,7 @@
             </w:pPr>
             <w:r>
               <w:rPr>
-                <w:rFonts w:ascii="Readex Pro Light" w:hAnsi="Readex Pro Light" w:cs="Readex Pro Light"/>
+                <w:rFonts w:ascii="Tahoma" w:hAnsi="Tahoma" w:cs="Tahoma"/>
                 <w:b/>
                 <w:bCs/>
                 <w:color w:val="F2F2F2" w:themeColor="background1" w:themeShade="F2"/>
@@ -2670,14 +2670,14 @@
             <w:pPr>
               <w:pStyle w:val="NoSpacing"/>
               <w:rPr>
-                <w:rFonts w:ascii="Readex Pro Light" w:hAnsi="Readex Pro Light" w:cs="Readex Pro Light"/>
-                <w:sz w:val="20"/>
-                <w:szCs w:val="20"/>
-              </w:rPr>
-            </w:pPr>
-            <w:r>
-              <w:rPr>
-                <w:rFonts w:ascii="Readex Pro Light" w:eastAsia="Times New Roman" w:hAnsi="Readex Pro Light" w:cs="Readex Pro Light"/>
+                <w:rFonts w:ascii="Tahoma" w:hAnsi="Tahoma" w:cs="Tahoma"/>
+                <w:sz w:val="20"/>
+                <w:szCs w:val="20"/>
+              </w:rPr>
+            </w:pPr>
+            <w:r>
+              <w:rPr>
+                <w:rFonts w:ascii="Tahoma" w:eastAsia="Tahoma" w:hAnsi="Tahoma" w:cs="Tahoma"/>
                 <w:sz w:val="20"/>
                 <w:szCs w:val="20"/>
               </w:rPr>
@@ -2693,14 +2693,14 @@
             <w:pPr>
               <w:pStyle w:val="NoSpacing"/>
               <w:rPr>
-                <w:rFonts w:ascii="Readex Pro Light" w:hAnsi="Readex Pro Light" w:cs="Readex Pro Light"/>
-                <w:sz w:val="20"/>
-                <w:szCs w:val="20"/>
-              </w:rPr>
-            </w:pPr>
-            <w:r>
-              <w:rPr>
-                <w:rFonts w:ascii="Readex Pro Light" w:eastAsia="Times New Roman" w:hAnsi="Readex Pro Light" w:cs="Readex Pro Light"/>
+                <w:rFonts w:ascii="Tahoma" w:hAnsi="Tahoma" w:cs="Tahoma"/>
+                <w:sz w:val="20"/>
+                <w:szCs w:val="20"/>
+              </w:rPr>
+            </w:pPr>
+            <w:r>
+              <w:rPr>
+                <w:rFonts w:ascii="Tahoma" w:eastAsia="Tahoma" w:hAnsi="Tahoma" w:cs="Tahoma"/>
                 <w:sz w:val="20"/>
                 <w:szCs w:val="20"/>
               </w:rPr>
@@ -2716,14 +2716,14 @@
             <w:pPr>
               <w:pStyle w:val="NoSpacing"/>
               <w:rPr>
-                <w:rFonts w:ascii="Readex Pro Light" w:hAnsi="Readex Pro Light" w:cs="Readex Pro Light"/>
-                <w:sz w:val="20"/>
-                <w:szCs w:val="20"/>
-              </w:rPr>
-            </w:pPr>
-            <w:r>
-              <w:rPr>
-                <w:rFonts w:ascii="Readex Pro Light" w:eastAsia="Times New Roman" w:hAnsi="Readex Pro Light" w:cs="Readex Pro Light"/>
+                <w:rFonts w:ascii="Tahoma" w:hAnsi="Tahoma" w:cs="Tahoma"/>
+                <w:sz w:val="20"/>
+                <w:szCs w:val="20"/>
+              </w:rPr>
+            </w:pPr>
+            <w:r>
+              <w:rPr>
+                <w:rFonts w:ascii="Tahoma" w:eastAsia="Tahoma" w:hAnsi="Tahoma" w:cs="Tahoma"/>
                 <w:sz w:val="20"/>
                 <w:szCs w:val="20"/>
               </w:rPr>
@@ -2742,7 +2742,7 @@
             <w:pPr>
               <w:pStyle w:val="NoSpacing"/>
               <w:rPr>
-                <w:rFonts w:ascii="Readex Pro Light" w:hAnsi="Readex Pro Light" w:cs="Readex Pro Light"/>
+                <w:rFonts w:ascii="Tahoma" w:hAnsi="Tahoma" w:cs="Tahoma"/>
                 <w:sz w:val="20"/>
                 <w:szCs w:val="20"/>
               </w:rPr>
@@ -2757,14 +2757,14 @@
             <w:pPr>
               <w:pStyle w:val="NoSpacing"/>
               <w:rPr>
-                <w:rFonts w:ascii="Readex Pro Light" w:hAnsi="Readex Pro Light" w:cs="Readex Pro Light"/>
-                <w:sz w:val="20"/>
-                <w:szCs w:val="20"/>
-              </w:rPr>
-            </w:pPr>
-            <w:r>
-              <w:rPr>
-                <w:rFonts w:ascii="Readex Pro Light" w:eastAsia="Times New Roman" w:hAnsi="Readex Pro Light" w:cs="Readex Pro Light"/>
+                <w:rFonts w:ascii="Tahoma" w:hAnsi="Tahoma" w:cs="Tahoma"/>
+                <w:sz w:val="20"/>
+                <w:szCs w:val="20"/>
+              </w:rPr>
+            </w:pPr>
+            <w:r>
+              <w:rPr>
+                <w:rFonts w:ascii="Tahoma" w:eastAsia="Tahoma" w:hAnsi="Tahoma" w:cs="Tahoma"/>
                 <w:sz w:val="20"/>
                 <w:szCs w:val="20"/>
               </w:rPr>
@@ -2780,14 +2780,14 @@
             <w:pPr>
               <w:pStyle w:val="NoSpacing"/>
               <w:rPr>
-                <w:rFonts w:ascii="Readex Pro Light" w:hAnsi="Readex Pro Light" w:cs="Readex Pro Light"/>
-                <w:sz w:val="20"/>
-                <w:szCs w:val="20"/>
-              </w:rPr>
-            </w:pPr>
-            <w:r>
-              <w:rPr>
-                <w:rFonts w:ascii="Readex Pro Light" w:eastAsia="Times New Roman" w:hAnsi="Readex Pro Light" w:cs="Readex Pro Light"/>
+                <w:rFonts w:ascii="Tahoma" w:hAnsi="Tahoma" w:cs="Tahoma"/>
+                <w:sz w:val="20"/>
+                <w:szCs w:val="20"/>
+              </w:rPr>
+            </w:pPr>
+            <w:r>
+              <w:rPr>
+                <w:rFonts w:ascii="Tahoma" w:eastAsia="Tahoma" w:hAnsi="Tahoma" w:cs="Tahoma"/>
                 <w:sz w:val="20"/>
                 <w:szCs w:val="20"/>
               </w:rPr>
@@ -2806,7 +2806,7 @@
             <w:pPr>
               <w:pStyle w:val="NoSpacing"/>
               <w:rPr>
-                <w:rFonts w:ascii="Readex Pro Light" w:hAnsi="Readex Pro Light" w:cs="Readex Pro Light"/>
+                <w:rFonts w:ascii="Tahoma" w:hAnsi="Tahoma" w:cs="Tahoma"/>
                 <w:sz w:val="20"/>
                 <w:szCs w:val="20"/>
               </w:rPr>
@@ -2821,14 +2821,14 @@
             <w:pPr>
               <w:pStyle w:val="NoSpacing"/>
               <w:rPr>
-                <w:rFonts w:ascii="Readex Pro Light" w:hAnsi="Readex Pro Light" w:cs="Readex Pro Light"/>
-                <w:sz w:val="20"/>
-                <w:szCs w:val="20"/>
-              </w:rPr>
-            </w:pPr>
-            <w:r>
-              <w:rPr>
-                <w:rFonts w:ascii="Readex Pro Light" w:eastAsia="Times New Roman" w:hAnsi="Readex Pro Light" w:cs="Readex Pro Light"/>
+                <w:rFonts w:ascii="Tahoma" w:hAnsi="Tahoma" w:cs="Tahoma"/>
+                <w:sz w:val="20"/>
+                <w:szCs w:val="20"/>
+              </w:rPr>
+            </w:pPr>
+            <w:r>
+              <w:rPr>
+                <w:rFonts w:ascii="Tahoma" w:eastAsia="Tahoma" w:hAnsi="Tahoma" w:cs="Tahoma"/>
                 <w:sz w:val="20"/>
                 <w:szCs w:val="20"/>
               </w:rPr>
@@ -2837,7 +2837,7 @@
             <w:proofErr w:type="gramStart"/>
             <w:r>
               <w:rPr>
-                <w:rFonts w:ascii="Readex Pro Light" w:eastAsia="Times New Roman" w:hAnsi="Readex Pro Light" w:cs="Readex Pro Light"/>
+                <w:rFonts w:ascii="Tahoma" w:eastAsia="Tahoma" w:hAnsi="Tahoma" w:cs="Tahoma"/>
                 <w:sz w:val="20"/>
                 <w:szCs w:val="20"/>
               </w:rPr>
@@ -2846,7 +2846,7 @@
             <w:proofErr w:type="gramEnd"/>
             <w:r>
               <w:rPr>
-                <w:rFonts w:ascii="Readex Pro Light" w:eastAsia="Times New Roman" w:hAnsi="Readex Pro Light" w:cs="Readex Pro Light"/>
+                <w:rFonts w:ascii="Tahoma" w:eastAsia="Tahoma" w:hAnsi="Tahoma" w:cs="Tahoma"/>
                 <w:sz w:val="20"/>
                 <w:szCs w:val="20"/>
               </w:rPr>
@@ -2862,14 +2862,14 @@
             <w:pPr>
               <w:pStyle w:val="NoSpacing"/>
               <w:rPr>
-                <w:rFonts w:ascii="Readex Pro Light" w:hAnsi="Readex Pro Light" w:cs="Readex Pro Light"/>
-                <w:sz w:val="20"/>
-                <w:szCs w:val="20"/>
-              </w:rPr>
-            </w:pPr>
-            <w:r>
-              <w:rPr>
-                <w:rFonts w:ascii="Readex Pro Light" w:eastAsia="Times New Roman" w:hAnsi="Readex Pro Light" w:cs="Readex Pro Light"/>
+                <w:rFonts w:ascii="Tahoma" w:hAnsi="Tahoma" w:cs="Tahoma"/>
+                <w:sz w:val="20"/>
+                <w:szCs w:val="20"/>
+              </w:rPr>
+            </w:pPr>
+            <w:r>
+              <w:rPr>
+                <w:rFonts w:ascii="Tahoma" w:eastAsia="Tahoma" w:hAnsi="Tahoma" w:cs="Tahoma"/>
                 <w:sz w:val="20"/>
                 <w:szCs w:val="20"/>
               </w:rPr>
@@ -2887,14 +2887,14 @@
             <w:pPr>
               <w:pStyle w:val="NoSpacing"/>
               <w:rPr>
-                <w:rFonts w:ascii="Readex Pro Light" w:hAnsi="Readex Pro Light" w:cs="Readex Pro Light"/>
-                <w:sz w:val="20"/>
-                <w:szCs w:val="20"/>
-              </w:rPr>
-            </w:pPr>
-            <w:r>
-              <w:rPr>
-                <w:rFonts w:ascii="Readex Pro Light" w:eastAsia="Times New Roman" w:hAnsi="Readex Pro Light" w:cs="Readex Pro Light"/>
+                <w:rFonts w:ascii="Tahoma" w:hAnsi="Tahoma" w:cs="Tahoma"/>
+                <w:sz w:val="20"/>
+                <w:szCs w:val="20"/>
+              </w:rPr>
+            </w:pPr>
+            <w:r>
+              <w:rPr>
+                <w:rFonts w:ascii="Tahoma" w:eastAsia="Tahoma" w:hAnsi="Tahoma" w:cs="Tahoma"/>
                 <w:sz w:val="20"/>
                 <w:szCs w:val="20"/>
               </w:rPr>
@@ -2910,14 +2910,14 @@
             <w:pPr>
               <w:pStyle w:val="NoSpacing"/>
               <w:rPr>
-                <w:rFonts w:ascii="Readex Pro Light" w:hAnsi="Readex Pro Light" w:cs="Readex Pro Light"/>
-                <w:sz w:val="20"/>
-                <w:szCs w:val="20"/>
-              </w:rPr>
-            </w:pPr>
-            <w:r>
-              <w:rPr>
-                <w:rFonts w:ascii="Readex Pro Light" w:eastAsia="Times New Roman" w:hAnsi="Readex Pro Light" w:cs="Readex Pro Light"/>
+                <w:rFonts w:ascii="Tahoma" w:hAnsi="Tahoma" w:cs="Tahoma"/>
+                <w:sz w:val="20"/>
+                <w:szCs w:val="20"/>
+              </w:rPr>
+            </w:pPr>
+            <w:r>
+              <w:rPr>
+                <w:rFonts w:ascii="Tahoma" w:eastAsia="Tahoma" w:hAnsi="Tahoma" w:cs="Tahoma"/>
                 <w:sz w:val="20"/>
                 <w:szCs w:val="20"/>
               </w:rPr>
@@ -2933,14 +2933,14 @@
             <w:pPr>
               <w:pStyle w:val="NoSpacing"/>
               <w:rPr>
-                <w:rFonts w:ascii="Readex Pro Light" w:hAnsi="Readex Pro Light" w:cs="Readex Pro Light"/>
-                <w:sz w:val="20"/>
-                <w:szCs w:val="20"/>
-              </w:rPr>
-            </w:pPr>
-            <w:r>
-              <w:rPr>
-                <w:rFonts w:ascii="Readex Pro Light" w:eastAsia="Times New Roman" w:hAnsi="Readex Pro Light" w:cs="Readex Pro Light"/>
+                <w:rFonts w:ascii="Tahoma" w:hAnsi="Tahoma" w:cs="Tahoma"/>
+                <w:sz w:val="20"/>
+                <w:szCs w:val="20"/>
+              </w:rPr>
+            </w:pPr>
+            <w:r>
+              <w:rPr>
+                <w:rFonts w:ascii="Tahoma" w:eastAsia="Tahoma" w:hAnsi="Tahoma" w:cs="Tahoma"/>
                 <w:sz w:val="20"/>
                 <w:szCs w:val="20"/>
               </w:rPr>
@@ -2958,14 +2958,14 @@
             <w:pPr>
               <w:pStyle w:val="NoSpacing"/>
               <w:rPr>
-                <w:rFonts w:ascii="Readex Pro Light" w:hAnsi="Readex Pro Light" w:cs="Readex Pro Light"/>
-                <w:sz w:val="20"/>
-                <w:szCs w:val="20"/>
-              </w:rPr>
-            </w:pPr>
-            <w:r>
-              <w:rPr>
-                <w:rFonts w:ascii="Readex Pro Light" w:eastAsia="Times New Roman" w:hAnsi="Readex Pro Light" w:cs="Readex Pro Light"/>
+                <w:rFonts w:ascii="Tahoma" w:hAnsi="Tahoma" w:cs="Tahoma"/>
+                <w:sz w:val="20"/>
+                <w:szCs w:val="20"/>
+              </w:rPr>
+            </w:pPr>
+            <w:r>
+              <w:rPr>
+                <w:rFonts w:ascii="Tahoma" w:eastAsia="Tahoma" w:hAnsi="Tahoma" w:cs="Tahoma"/>
                 <w:sz w:val="20"/>
                 <w:szCs w:val="20"/>
               </w:rPr>
@@ -2981,14 +2981,14 @@
             <w:pPr>
               <w:pStyle w:val="NoSpacing"/>
               <w:rPr>
-                <w:rFonts w:ascii="Readex Pro Light" w:hAnsi="Readex Pro Light" w:cs="Readex Pro Light"/>
-                <w:sz w:val="20"/>
-                <w:szCs w:val="20"/>
-              </w:rPr>
-            </w:pPr>
-            <w:r>
-              <w:rPr>
-                <w:rFonts w:ascii="Readex Pro Light" w:eastAsia="Times New Roman" w:hAnsi="Readex Pro Light" w:cs="Readex Pro Light"/>
+                <w:rFonts w:ascii="Tahoma" w:hAnsi="Tahoma" w:cs="Tahoma"/>
+                <w:sz w:val="20"/>
+                <w:szCs w:val="20"/>
+              </w:rPr>
+            </w:pPr>
+            <w:r>
+              <w:rPr>
+                <w:rFonts w:ascii="Tahoma" w:eastAsia="Tahoma" w:hAnsi="Tahoma" w:cs="Tahoma"/>
                 <w:sz w:val="20"/>
                 <w:szCs w:val="20"/>
               </w:rPr>
@@ -3004,14 +3004,14 @@
             <w:pPr>
               <w:pStyle w:val="NoSpacing"/>
               <w:rPr>
-                <w:rFonts w:ascii="Readex Pro Light" w:hAnsi="Readex Pro Light" w:cs="Readex Pro Light"/>
-                <w:sz w:val="20"/>
-                <w:szCs w:val="20"/>
-              </w:rPr>
-            </w:pPr>
-            <w:r>
-              <w:rPr>
-                <w:rFonts w:ascii="Readex Pro Light" w:eastAsia="Times New Roman" w:hAnsi="Readex Pro Light" w:cs="Readex Pro Light"/>
+                <w:rFonts w:ascii="Tahoma" w:hAnsi="Tahoma" w:cs="Tahoma"/>
+                <w:sz w:val="20"/>
+                <w:szCs w:val="20"/>
+              </w:rPr>
+            </w:pPr>
+            <w:r>
+              <w:rPr>
+                <w:rFonts w:ascii="Tahoma" w:eastAsia="Tahoma" w:hAnsi="Tahoma" w:cs="Tahoma"/>
                 <w:sz w:val="20"/>
                 <w:szCs w:val="20"/>
               </w:rPr>
@@ -3030,14 +3030,14 @@
             <w:pPr>
               <w:pStyle w:val="NoSpacing"/>
               <w:rPr>
-                <w:rFonts w:ascii="Readex Pro Light" w:hAnsi="Readex Pro Light" w:cs="Readex Pro Light"/>
-                <w:sz w:val="20"/>
-                <w:szCs w:val="20"/>
-              </w:rPr>
-            </w:pPr>
-            <w:r>
-              <w:rPr>
-                <w:rFonts w:ascii="Readex Pro Light" w:eastAsia="Times New Roman" w:hAnsi="Readex Pro Light" w:cs="Readex Pro Light"/>
+                <w:rFonts w:ascii="Tahoma" w:hAnsi="Tahoma" w:cs="Tahoma"/>
+                <w:sz w:val="20"/>
+                <w:szCs w:val="20"/>
+              </w:rPr>
+            </w:pPr>
+            <w:r>
+              <w:rPr>
+                <w:rFonts w:ascii="Tahoma" w:eastAsia="Tahoma" w:hAnsi="Tahoma" w:cs="Tahoma"/>
                 <w:sz w:val="20"/>
                 <w:szCs w:val="20"/>
               </w:rPr>
@@ -3053,14 +3053,14 @@
             <w:pPr>
               <w:pStyle w:val="NoSpacing"/>
               <w:rPr>
-                <w:rFonts w:ascii="Readex Pro Light" w:hAnsi="Readex Pro Light" w:cs="Readex Pro Light"/>
-                <w:sz w:val="20"/>
-                <w:szCs w:val="20"/>
-              </w:rPr>
-            </w:pPr>
-            <w:r>
-              <w:rPr>
-                <w:rFonts w:ascii="Readex Pro Light" w:eastAsia="Times New Roman" w:hAnsi="Readex Pro Light" w:cs="Readex Pro Light"/>
+                <w:rFonts w:ascii="Tahoma" w:hAnsi="Tahoma" w:cs="Tahoma"/>
+                <w:sz w:val="20"/>
+                <w:szCs w:val="20"/>
+              </w:rPr>
+            </w:pPr>
+            <w:r>
+              <w:rPr>
+                <w:rFonts w:ascii="Tahoma" w:eastAsia="Tahoma" w:hAnsi="Tahoma" w:cs="Tahoma"/>
                 <w:sz w:val="20"/>
                 <w:szCs w:val="20"/>
               </w:rPr>
@@ -3076,14 +3076,14 @@
             <w:pPr>
               <w:pStyle w:val="NoSpacing"/>
               <w:rPr>
-                <w:rFonts w:ascii="Readex Pro Light" w:hAnsi="Readex Pro Light" w:cs="Readex Pro Light"/>
-                <w:sz w:val="20"/>
-                <w:szCs w:val="20"/>
-              </w:rPr>
-            </w:pPr>
-            <w:r>
-              <w:rPr>
-                <w:rFonts w:ascii="Readex Pro Light" w:eastAsia="Times New Roman" w:hAnsi="Readex Pro Light" w:cs="Readex Pro Light"/>
+                <w:rFonts w:ascii="Tahoma" w:hAnsi="Tahoma" w:cs="Tahoma"/>
+                <w:sz w:val="20"/>
+                <w:szCs w:val="20"/>
+              </w:rPr>
+            </w:pPr>
+            <w:r>
+              <w:rPr>
+                <w:rFonts w:ascii="Tahoma" w:eastAsia="Tahoma" w:hAnsi="Tahoma" w:cs="Tahoma"/>
                 <w:sz w:val="20"/>
                 <w:szCs w:val="20"/>
               </w:rPr>
@@ -3102,7 +3102,7 @@
             <w:pPr>
               <w:pStyle w:val="NoSpacing"/>
               <w:rPr>
-                <w:rFonts w:ascii="Readex Pro Light" w:hAnsi="Readex Pro Light" w:cs="Readex Pro Light"/>
+                <w:rFonts w:ascii="Tahoma" w:hAnsi="Tahoma" w:cs="Tahoma"/>
                 <w:sz w:val="20"/>
                 <w:szCs w:val="20"/>
               </w:rPr>
@@ -3117,14 +3117,14 @@
             <w:pPr>
               <w:pStyle w:val="NoSpacing"/>
               <w:rPr>
-                <w:rFonts w:ascii="Readex Pro Light" w:hAnsi="Readex Pro Light" w:cs="Readex Pro Light"/>
-                <w:sz w:val="20"/>
-                <w:szCs w:val="20"/>
-              </w:rPr>
-            </w:pPr>
-            <w:r>
-              <w:rPr>
-                <w:rFonts w:ascii="Readex Pro Light" w:eastAsia="Times New Roman" w:hAnsi="Readex Pro Light" w:cs="Readex Pro Light"/>
+                <w:rFonts w:ascii="Tahoma" w:hAnsi="Tahoma" w:cs="Tahoma"/>
+                <w:sz w:val="20"/>
+                <w:szCs w:val="20"/>
+              </w:rPr>
+            </w:pPr>
+            <w:r>
+              <w:rPr>
+                <w:rFonts w:ascii="Tahoma" w:eastAsia="Tahoma" w:hAnsi="Tahoma" w:cs="Tahoma"/>
                 <w:sz w:val="20"/>
                 <w:szCs w:val="20"/>
               </w:rPr>
@@ -3140,14 +3140,14 @@
             <w:pPr>
               <w:pStyle w:val="NoSpacing"/>
               <w:rPr>
-                <w:rFonts w:ascii="Readex Pro Light" w:hAnsi="Readex Pro Light" w:cs="Readex Pro Light"/>
-                <w:sz w:val="20"/>
-                <w:szCs w:val="20"/>
-              </w:rPr>
-            </w:pPr>
-            <w:r>
-              <w:rPr>
-                <w:rFonts w:ascii="Readex Pro Light" w:eastAsia="Times New Roman" w:hAnsi="Readex Pro Light" w:cs="Readex Pro Light"/>
+                <w:rFonts w:ascii="Tahoma" w:hAnsi="Tahoma" w:cs="Tahoma"/>
+                <w:sz w:val="20"/>
+                <w:szCs w:val="20"/>
+              </w:rPr>
+            </w:pPr>
+            <w:r>
+              <w:rPr>
+                <w:rFonts w:ascii="Tahoma" w:eastAsia="Tahoma" w:hAnsi="Tahoma" w:cs="Tahoma"/>
                 <w:sz w:val="20"/>
                 <w:szCs w:val="20"/>
               </w:rPr>
@@ -3166,7 +3166,7 @@
             <w:pPr>
               <w:pStyle w:val="NoSpacing"/>
               <w:rPr>
-                <w:rFonts w:ascii="Readex Pro Light" w:hAnsi="Readex Pro Light" w:cs="Readex Pro Light"/>
+                <w:rFonts w:ascii="Tahoma" w:hAnsi="Tahoma" w:cs="Tahoma"/>
                 <w:sz w:val="20"/>
                 <w:szCs w:val="20"/>
               </w:rPr>
@@ -3181,14 +3181,14 @@
             <w:pPr>
               <w:pStyle w:val="NoSpacing"/>
               <w:rPr>
-                <w:rFonts w:ascii="Readex Pro Light" w:hAnsi="Readex Pro Light" w:cs="Readex Pro Light"/>
-                <w:sz w:val="20"/>
-                <w:szCs w:val="20"/>
-              </w:rPr>
-            </w:pPr>
-            <w:r>
-              <w:rPr>
-                <w:rFonts w:ascii="Readex Pro Light" w:eastAsia="Times New Roman" w:hAnsi="Readex Pro Light" w:cs="Readex Pro Light"/>
+                <w:rFonts w:ascii="Tahoma" w:hAnsi="Tahoma" w:cs="Tahoma"/>
+                <w:sz w:val="20"/>
+                <w:szCs w:val="20"/>
+              </w:rPr>
+            </w:pPr>
+            <w:r>
+              <w:rPr>
+                <w:rFonts w:ascii="Tahoma" w:eastAsia="Tahoma" w:hAnsi="Tahoma" w:cs="Tahoma"/>
                 <w:sz w:val="20"/>
                 <w:szCs w:val="20"/>
               </w:rPr>
@@ -3204,14 +3204,14 @@
             <w:pPr>
               <w:pStyle w:val="NoSpacing"/>
               <w:rPr>
-                <w:rFonts w:ascii="Readex Pro Light" w:hAnsi="Readex Pro Light" w:cs="Readex Pro Light"/>
-                <w:sz w:val="20"/>
-                <w:szCs w:val="20"/>
-              </w:rPr>
-            </w:pPr>
-            <w:r>
-              <w:rPr>
-                <w:rFonts w:ascii="Readex Pro Light" w:eastAsia="Times New Roman" w:hAnsi="Readex Pro Light" w:cs="Readex Pro Light"/>
+                <w:rFonts w:ascii="Tahoma" w:hAnsi="Tahoma" w:cs="Tahoma"/>
+                <w:sz w:val="20"/>
+                <w:szCs w:val="20"/>
+              </w:rPr>
+            </w:pPr>
+            <w:r>
+              <w:rPr>
+                <w:rFonts w:ascii="Tahoma" w:eastAsia="Tahoma" w:hAnsi="Tahoma" w:cs="Tahoma"/>
                 <w:sz w:val="20"/>
                 <w:szCs w:val="20"/>
               </w:rPr>
@@ -3230,14 +3230,14 @@
             <w:pPr>
               <w:pStyle w:val="NoSpacing"/>
               <w:rPr>
-                <w:rFonts w:ascii="Readex Pro Light" w:hAnsi="Readex Pro Light" w:cs="Readex Pro Light"/>
-                <w:sz w:val="20"/>
-                <w:szCs w:val="20"/>
-              </w:rPr>
-            </w:pPr>
-            <w:r>
-              <w:rPr>
-                <w:rFonts w:ascii="Readex Pro Light" w:eastAsia="Times New Roman" w:hAnsi="Readex Pro Light" w:cs="Readex Pro Light"/>
+                <w:rFonts w:ascii="Tahoma" w:hAnsi="Tahoma" w:cs="Tahoma"/>
+                <w:sz w:val="20"/>
+                <w:szCs w:val="20"/>
+              </w:rPr>
+            </w:pPr>
+            <w:r>
+              <w:rPr>
+                <w:rFonts w:ascii="Tahoma" w:eastAsia="Tahoma" w:hAnsi="Tahoma" w:cs="Tahoma"/>
                 <w:sz w:val="20"/>
                 <w:szCs w:val="20"/>
               </w:rPr>
@@ -3253,14 +3253,14 @@
             <w:pPr>
               <w:pStyle w:val="NoSpacing"/>
               <w:rPr>
-                <w:rFonts w:ascii="Readex Pro Light" w:hAnsi="Readex Pro Light" w:cs="Readex Pro Light"/>
-                <w:sz w:val="20"/>
-                <w:szCs w:val="20"/>
-              </w:rPr>
-            </w:pPr>
-            <w:r>
-              <w:rPr>
-                <w:rFonts w:ascii="Readex Pro Light" w:eastAsia="Times New Roman" w:hAnsi="Readex Pro Light" w:cs="Readex Pro Light"/>
+                <w:rFonts w:ascii="Tahoma" w:hAnsi="Tahoma" w:cs="Tahoma"/>
+                <w:sz w:val="20"/>
+                <w:szCs w:val="20"/>
+              </w:rPr>
+            </w:pPr>
+            <w:r>
+              <w:rPr>
+                <w:rFonts w:ascii="Tahoma" w:eastAsia="Tahoma" w:hAnsi="Tahoma" w:cs="Tahoma"/>
                 <w:sz w:val="20"/>
                 <w:szCs w:val="20"/>
               </w:rPr>
@@ -3276,14 +3276,14 @@
             <w:pPr>
               <w:pStyle w:val="NoSpacing"/>
               <w:rPr>
-                <w:rFonts w:ascii="Readex Pro Light" w:hAnsi="Readex Pro Light" w:cs="Readex Pro Light"/>
-                <w:sz w:val="20"/>
-                <w:szCs w:val="20"/>
-              </w:rPr>
-            </w:pPr>
-            <w:r>
-              <w:rPr>
-                <w:rFonts w:ascii="Readex Pro Light" w:eastAsia="Times New Roman" w:hAnsi="Readex Pro Light" w:cs="Readex Pro Light"/>
+                <w:rFonts w:ascii="Tahoma" w:hAnsi="Tahoma" w:cs="Tahoma"/>
+                <w:sz w:val="20"/>
+                <w:szCs w:val="20"/>
+              </w:rPr>
+            </w:pPr>
+            <w:r>
+              <w:rPr>
+                <w:rFonts w:ascii="Tahoma" w:eastAsia="Tahoma" w:hAnsi="Tahoma" w:cs="Tahoma"/>
                 <w:sz w:val="20"/>
                 <w:szCs w:val="20"/>
               </w:rPr>
@@ -3302,7 +3302,7 @@
             <w:pPr>
               <w:pStyle w:val="NoSpacing"/>
               <w:rPr>
-                <w:rFonts w:ascii="Readex Pro Light" w:hAnsi="Readex Pro Light" w:cs="Readex Pro Light"/>
+                <w:rFonts w:ascii="Tahoma" w:hAnsi="Tahoma" w:cs="Tahoma"/>
                 <w:sz w:val="20"/>
                 <w:szCs w:val="20"/>
               </w:rPr>
@@ -3317,14 +3317,14 @@
             <w:pPr>
               <w:pStyle w:val="NoSpacing"/>
               <w:rPr>
-                <w:rFonts w:ascii="Readex Pro Light" w:hAnsi="Readex Pro Light" w:cs="Readex Pro Light"/>
-                <w:sz w:val="20"/>
-                <w:szCs w:val="20"/>
-              </w:rPr>
-            </w:pPr>
-            <w:r>
-              <w:rPr>
-                <w:rFonts w:ascii="Readex Pro Light" w:eastAsia="Times New Roman" w:hAnsi="Readex Pro Light" w:cs="Readex Pro Light"/>
+                <w:rFonts w:ascii="Tahoma" w:hAnsi="Tahoma" w:cs="Tahoma"/>
+                <w:sz w:val="20"/>
+                <w:szCs w:val="20"/>
+              </w:rPr>
+            </w:pPr>
+            <w:r>
+              <w:rPr>
+                <w:rFonts w:ascii="Tahoma" w:eastAsia="Tahoma" w:hAnsi="Tahoma" w:cs="Tahoma"/>
                 <w:sz w:val="20"/>
                 <w:szCs w:val="20"/>
               </w:rPr>
@@ -3340,14 +3340,14 @@
             <w:pPr>
               <w:pStyle w:val="NoSpacing"/>
               <w:rPr>
-                <w:rFonts w:ascii="Readex Pro Light" w:hAnsi="Readex Pro Light" w:cs="Readex Pro Light"/>
-                <w:sz w:val="20"/>
-                <w:szCs w:val="20"/>
-              </w:rPr>
-            </w:pPr>
-            <w:r>
-              <w:rPr>
-                <w:rFonts w:ascii="Readex Pro Light" w:eastAsia="Times New Roman" w:hAnsi="Readex Pro Light" w:cs="Readex Pro Light"/>
+                <w:rFonts w:ascii="Tahoma" w:hAnsi="Tahoma" w:cs="Tahoma"/>
+                <w:sz w:val="20"/>
+                <w:szCs w:val="20"/>
+              </w:rPr>
+            </w:pPr>
+            <w:r>
+              <w:rPr>
+                <w:rFonts w:ascii="Tahoma" w:eastAsia="Tahoma" w:hAnsi="Tahoma" w:cs="Tahoma"/>
                 <w:sz w:val="20"/>
                 <w:szCs w:val="20"/>
               </w:rPr>
@@ -3366,7 +3366,7 @@
             <w:pPr>
               <w:pStyle w:val="NoSpacing"/>
               <w:rPr>
-                <w:rFonts w:ascii="Readex Pro Light" w:hAnsi="Readex Pro Light" w:cs="Readex Pro Light"/>
+                <w:rFonts w:ascii="Tahoma" w:hAnsi="Tahoma" w:cs="Tahoma"/>
                 <w:sz w:val="20"/>
                 <w:szCs w:val="20"/>
               </w:rPr>
@@ -3381,14 +3381,14 @@
             <w:pPr>
               <w:pStyle w:val="NoSpacing"/>
               <w:rPr>
-                <w:rFonts w:ascii="Readex Pro Light" w:hAnsi="Readex Pro Light" w:cs="Readex Pro Light"/>
-                <w:sz w:val="20"/>
-                <w:szCs w:val="20"/>
-              </w:rPr>
-            </w:pPr>
-            <w:r>
-              <w:rPr>
-                <w:rFonts w:ascii="Readex Pro Light" w:eastAsia="Times New Roman" w:hAnsi="Readex Pro Light" w:cs="Readex Pro Light"/>
+                <w:rFonts w:ascii="Tahoma" w:hAnsi="Tahoma" w:cs="Tahoma"/>
+                <w:sz w:val="20"/>
+                <w:szCs w:val="20"/>
+              </w:rPr>
+            </w:pPr>
+            <w:r>
+              <w:rPr>
+                <w:rFonts w:ascii="Tahoma" w:eastAsia="Tahoma" w:hAnsi="Tahoma" w:cs="Tahoma"/>
                 <w:sz w:val="20"/>
                 <w:szCs w:val="20"/>
               </w:rPr>
@@ -3406,14 +3406,14 @@
               <w:autoSpaceDN w:val="0"/>
               <w:adjustRightInd w:val="0"/>
               <w:rPr>
-                <w:rFonts w:ascii="Readex Pro Light" w:hAnsi="Readex Pro Light" w:cs="Readex Pro Light"/>
-                <w:sz w:val="20"/>
-                <w:szCs w:val="20"/>
-              </w:rPr>
-            </w:pPr>
-            <w:r>
-              <w:rPr>
-                <w:rFonts w:ascii="Readex Pro Light" w:eastAsia="Times New Roman" w:hAnsi="Readex Pro Light" w:cs="Readex Pro Light"/>
+                <w:rFonts w:ascii="Tahoma" w:hAnsi="Tahoma" w:cs="Tahoma"/>
+                <w:sz w:val="20"/>
+                <w:szCs w:val="20"/>
+              </w:rPr>
+            </w:pPr>
+            <w:r>
+              <w:rPr>
+                <w:rFonts w:ascii="Tahoma" w:eastAsia="Tahoma" w:hAnsi="Tahoma" w:cs="Tahoma"/>
                 <w:sz w:val="20"/>
                 <w:szCs w:val="20"/>
               </w:rPr>
@@ -3432,14 +3432,14 @@
             <w:pPr>
               <w:pStyle w:val="NoSpacing"/>
               <w:rPr>
-                <w:rFonts w:ascii="Readex Pro Light" w:hAnsi="Readex Pro Light" w:cs="Readex Pro Light"/>
-                <w:sz w:val="20"/>
-                <w:szCs w:val="20"/>
-              </w:rPr>
-            </w:pPr>
-            <w:r>
-              <w:rPr>
-                <w:rFonts w:ascii="Readex Pro Light" w:eastAsia="Times New Roman" w:hAnsi="Readex Pro Light" w:cs="Readex Pro Light"/>
+                <w:rFonts w:ascii="Tahoma" w:hAnsi="Tahoma" w:cs="Tahoma"/>
+                <w:sz w:val="20"/>
+                <w:szCs w:val="20"/>
+              </w:rPr>
+            </w:pPr>
+            <w:r>
+              <w:rPr>
+                <w:rFonts w:ascii="Tahoma" w:eastAsia="Tahoma" w:hAnsi="Tahoma" w:cs="Tahoma"/>
                 <w:sz w:val="20"/>
                 <w:szCs w:val="20"/>
               </w:rPr>
@@ -3455,14 +3455,14 @@
             <w:pPr>
               <w:pStyle w:val="NoSpacing"/>
               <w:rPr>
-                <w:rFonts w:ascii="Readex Pro Light" w:hAnsi="Readex Pro Light" w:cs="Readex Pro Light"/>
-                <w:sz w:val="20"/>
-                <w:szCs w:val="20"/>
-              </w:rPr>
-            </w:pPr>
-            <w:r>
-              <w:rPr>
-                <w:rFonts w:ascii="Readex Pro Light" w:eastAsia="Times New Roman" w:hAnsi="Readex Pro Light" w:cs="Readex Pro Light"/>
+                <w:rFonts w:ascii="Tahoma" w:hAnsi="Tahoma" w:cs="Tahoma"/>
+                <w:sz w:val="20"/>
+                <w:szCs w:val="20"/>
+              </w:rPr>
+            </w:pPr>
+            <w:r>
+              <w:rPr>
+                <w:rFonts w:ascii="Tahoma" w:eastAsia="Tahoma" w:hAnsi="Tahoma" w:cs="Tahoma"/>
                 <w:sz w:val="20"/>
                 <w:szCs w:val="20"/>
               </w:rPr>
@@ -3478,14 +3478,14 @@
             <w:pPr>
               <w:pStyle w:val="NoSpacing"/>
               <w:rPr>
-                <w:rFonts w:ascii="Readex Pro Light" w:hAnsi="Readex Pro Light" w:cs="Readex Pro Light"/>
-                <w:sz w:val="20"/>
-                <w:szCs w:val="20"/>
-              </w:rPr>
-            </w:pPr>
-            <w:r>
-              <w:rPr>
-                <w:rFonts w:ascii="Readex Pro Light" w:eastAsia="Times New Roman" w:hAnsi="Readex Pro Light" w:cs="Readex Pro Light"/>
+                <w:rFonts w:ascii="Tahoma" w:hAnsi="Tahoma" w:cs="Tahoma"/>
+                <w:sz w:val="20"/>
+                <w:szCs w:val="20"/>
+              </w:rPr>
+            </w:pPr>
+            <w:r>
+              <w:rPr>
+                <w:rFonts w:ascii="Tahoma" w:eastAsia="Tahoma" w:hAnsi="Tahoma" w:cs="Tahoma"/>
                 <w:sz w:val="20"/>
                 <w:szCs w:val="20"/>
               </w:rPr>
@@ -3504,7 +3504,7 @@
             <w:pPr>
               <w:pStyle w:val="NoSpacing"/>
               <w:rPr>
-                <w:rFonts w:ascii="Readex Pro Light" w:hAnsi="Readex Pro Light" w:cs="Readex Pro Light"/>
+                <w:rFonts w:ascii="Tahoma" w:hAnsi="Tahoma" w:cs="Tahoma"/>
                 <w:sz w:val="20"/>
                 <w:szCs w:val="20"/>
               </w:rPr>
@@ -3519,14 +3519,14 @@
             <w:pPr>
               <w:pStyle w:val="NoSpacing"/>
               <w:rPr>
-                <w:rFonts w:ascii="Readex Pro Light" w:hAnsi="Readex Pro Light" w:cs="Readex Pro Light"/>
-                <w:sz w:val="20"/>
-                <w:szCs w:val="20"/>
-              </w:rPr>
-            </w:pPr>
-            <w:r>
-              <w:rPr>
-                <w:rFonts w:ascii="Readex Pro Light" w:eastAsia="Times New Roman" w:hAnsi="Readex Pro Light" w:cs="Readex Pro Light"/>
+                <w:rFonts w:ascii="Tahoma" w:hAnsi="Tahoma" w:cs="Tahoma"/>
+                <w:sz w:val="20"/>
+                <w:szCs w:val="20"/>
+              </w:rPr>
+            </w:pPr>
+            <w:r>
+              <w:rPr>
+                <w:rFonts w:ascii="Tahoma" w:eastAsia="Tahoma" w:hAnsi="Tahoma" w:cs="Tahoma"/>
                 <w:sz w:val="20"/>
                 <w:szCs w:val="20"/>
               </w:rPr>
@@ -3542,14 +3542,14 @@
             <w:pPr>
               <w:pStyle w:val="NoSpacing"/>
               <w:rPr>
-                <w:rFonts w:ascii="Readex Pro Light" w:hAnsi="Readex Pro Light" w:cs="Readex Pro Light"/>
-                <w:sz w:val="20"/>
-                <w:szCs w:val="20"/>
-              </w:rPr>
-            </w:pPr>
-            <w:r>
-              <w:rPr>
-                <w:rFonts w:ascii="Readex Pro Light" w:eastAsia="Times New Roman" w:hAnsi="Readex Pro Light" w:cs="Readex Pro Light"/>
+                <w:rFonts w:ascii="Tahoma" w:hAnsi="Tahoma" w:cs="Tahoma"/>
+                <w:sz w:val="20"/>
+                <w:szCs w:val="20"/>
+              </w:rPr>
+            </w:pPr>
+            <w:r>
+              <w:rPr>
+                <w:rFonts w:ascii="Tahoma" w:eastAsia="Tahoma" w:hAnsi="Tahoma" w:cs="Tahoma"/>
                 <w:sz w:val="20"/>
                 <w:szCs w:val="20"/>
               </w:rPr>
@@ -3568,7 +3568,7 @@
             <w:pPr>
               <w:pStyle w:val="NoSpacing"/>
               <w:rPr>
-                <w:rFonts w:ascii="Readex Pro Light" w:hAnsi="Readex Pro Light" w:cs="Readex Pro Light"/>
+                <w:rFonts w:ascii="Tahoma" w:hAnsi="Tahoma" w:cs="Tahoma"/>
                 <w:sz w:val="20"/>
                 <w:szCs w:val="20"/>
               </w:rPr>
@@ -3583,14 +3583,14 @@
             <w:pPr>
               <w:pStyle w:val="NoSpacing"/>
               <w:rPr>
-                <w:rFonts w:ascii="Readex Pro Light" w:hAnsi="Readex Pro Light" w:cs="Readex Pro Light"/>
-                <w:sz w:val="20"/>
-                <w:szCs w:val="20"/>
-              </w:rPr>
-            </w:pPr>
-            <w:r>
-              <w:rPr>
-                <w:rFonts w:ascii="Readex Pro Light" w:eastAsia="Times New Roman" w:hAnsi="Readex Pro Light" w:cs="Readex Pro Light"/>
+                <w:rFonts w:ascii="Tahoma" w:hAnsi="Tahoma" w:cs="Tahoma"/>
+                <w:sz w:val="20"/>
+                <w:szCs w:val="20"/>
+              </w:rPr>
+            </w:pPr>
+            <w:r>
+              <w:rPr>
+                <w:rFonts w:ascii="Tahoma" w:eastAsia="Tahoma" w:hAnsi="Tahoma" w:cs="Tahoma"/>
                 <w:sz w:val="20"/>
                 <w:szCs w:val="20"/>
               </w:rPr>
@@ -3606,14 +3606,14 @@
             <w:pPr>
               <w:pStyle w:val="NoSpacing"/>
               <w:rPr>
-                <w:rFonts w:ascii="Readex Pro Light" w:hAnsi="Readex Pro Light" w:cs="Readex Pro Light"/>
-                <w:sz w:val="20"/>
-                <w:szCs w:val="20"/>
-              </w:rPr>
-            </w:pPr>
-            <w:r>
-              <w:rPr>
-                <w:rFonts w:ascii="Readex Pro Light" w:eastAsia="Times New Roman" w:hAnsi="Readex Pro Light" w:cs="Readex Pro Light"/>
+                <w:rFonts w:ascii="Tahoma" w:hAnsi="Tahoma" w:cs="Tahoma"/>
+                <w:sz w:val="20"/>
+                <w:szCs w:val="20"/>
+              </w:rPr>
+            </w:pPr>
+            <w:r>
+              <w:rPr>
+                <w:rFonts w:ascii="Tahoma" w:eastAsia="Tahoma" w:hAnsi="Tahoma" w:cs="Tahoma"/>
                 <w:sz w:val="20"/>
                 <w:szCs w:val="20"/>
               </w:rPr>
@@ -3631,14 +3631,14 @@
             <w:pPr>
               <w:pStyle w:val="NoSpacing"/>
               <w:rPr>
-                <w:rFonts w:ascii="Readex Pro Light" w:hAnsi="Readex Pro Light" w:cs="Readex Pro Light"/>
-                <w:sz w:val="20"/>
-                <w:szCs w:val="20"/>
-              </w:rPr>
-            </w:pPr>
-            <w:r>
-              <w:rPr>
-                <w:rFonts w:ascii="Readex Pro Light" w:eastAsia="Times New Roman" w:hAnsi="Readex Pro Light" w:cs="Readex Pro Light"/>
+                <w:rFonts w:ascii="Tahoma" w:hAnsi="Tahoma" w:cs="Tahoma"/>
+                <w:sz w:val="20"/>
+                <w:szCs w:val="20"/>
+              </w:rPr>
+            </w:pPr>
+            <w:r>
+              <w:rPr>
+                <w:rFonts w:ascii="Tahoma" w:eastAsia="Tahoma" w:hAnsi="Tahoma" w:cs="Tahoma"/>
                 <w:sz w:val="20"/>
                 <w:szCs w:val="20"/>
               </w:rPr>
@@ -3654,14 +3654,14 @@
             <w:pPr>
               <w:pStyle w:val="NoSpacing"/>
               <w:rPr>
-                <w:rFonts w:ascii="Readex Pro Light" w:hAnsi="Readex Pro Light" w:cs="Readex Pro Light"/>
-                <w:sz w:val="20"/>
-                <w:szCs w:val="20"/>
-              </w:rPr>
-            </w:pPr>
-            <w:r>
-              <w:rPr>
-                <w:rFonts w:ascii="Readex Pro Light" w:eastAsia="Times New Roman" w:hAnsi="Readex Pro Light" w:cs="Readex Pro Light"/>
+                <w:rFonts w:ascii="Tahoma" w:hAnsi="Tahoma" w:cs="Tahoma"/>
+                <w:sz w:val="20"/>
+                <w:szCs w:val="20"/>
+              </w:rPr>
+            </w:pPr>
+            <w:r>
+              <w:rPr>
+                <w:rFonts w:ascii="Tahoma" w:eastAsia="Tahoma" w:hAnsi="Tahoma" w:cs="Tahoma"/>
                 <w:sz w:val="20"/>
                 <w:szCs w:val="20"/>
               </w:rPr>
@@ -3677,14 +3677,14 @@
             <w:pPr>
               <w:pStyle w:val="NoSpacing"/>
               <w:rPr>
-                <w:rFonts w:ascii="Readex Pro Light" w:hAnsi="Readex Pro Light" w:cs="Readex Pro Light"/>
-                <w:sz w:val="20"/>
-                <w:szCs w:val="20"/>
-              </w:rPr>
-            </w:pPr>
-            <w:r>
-              <w:rPr>
-                <w:rFonts w:ascii="Readex Pro Light" w:eastAsia="Times New Roman" w:hAnsi="Readex Pro Light" w:cs="Readex Pro Light"/>
+                <w:rFonts w:ascii="Tahoma" w:hAnsi="Tahoma" w:cs="Tahoma"/>
+                <w:sz w:val="20"/>
+                <w:szCs w:val="20"/>
+              </w:rPr>
+            </w:pPr>
+            <w:r>
+              <w:rPr>
+                <w:rFonts w:ascii="Tahoma" w:eastAsia="Tahoma" w:hAnsi="Tahoma" w:cs="Tahoma"/>
                 <w:sz w:val="20"/>
                 <w:szCs w:val="20"/>
               </w:rPr>
@@ -3702,14 +3702,14 @@
             <w:pPr>
               <w:pStyle w:val="NoSpacing"/>
               <w:rPr>
-                <w:rFonts w:ascii="Readex Pro Light" w:hAnsi="Readex Pro Light" w:cs="Readex Pro Light"/>
-                <w:sz w:val="20"/>
-                <w:szCs w:val="20"/>
-              </w:rPr>
-            </w:pPr>
-            <w:r>
-              <w:rPr>
-                <w:rFonts w:ascii="Readex Pro Light" w:eastAsia="Times New Roman" w:hAnsi="Readex Pro Light" w:cs="Readex Pro Light"/>
+                <w:rFonts w:ascii="Tahoma" w:hAnsi="Tahoma" w:cs="Tahoma"/>
+                <w:sz w:val="20"/>
+                <w:szCs w:val="20"/>
+              </w:rPr>
+            </w:pPr>
+            <w:r>
+              <w:rPr>
+                <w:rFonts w:ascii="Tahoma" w:eastAsia="Tahoma" w:hAnsi="Tahoma" w:cs="Tahoma"/>
                 <w:sz w:val="20"/>
                 <w:szCs w:val="20"/>
               </w:rPr>
@@ -3725,14 +3725,14 @@
             <w:pPr>
               <w:pStyle w:val="NoSpacing"/>
               <w:rPr>
-                <w:rFonts w:ascii="Readex Pro Light" w:hAnsi="Readex Pro Light" w:cs="Readex Pro Light"/>
-                <w:sz w:val="20"/>
-                <w:szCs w:val="20"/>
-              </w:rPr>
-            </w:pPr>
-            <w:r>
-              <w:rPr>
-                <w:rFonts w:ascii="Readex Pro Light" w:eastAsia="Times New Roman" w:hAnsi="Readex Pro Light" w:cs="Readex Pro Light"/>
+                <w:rFonts w:ascii="Tahoma" w:hAnsi="Tahoma" w:cs="Tahoma"/>
+                <w:sz w:val="20"/>
+                <w:szCs w:val="20"/>
+              </w:rPr>
+            </w:pPr>
+            <w:r>
+              <w:rPr>
+                <w:rFonts w:ascii="Tahoma" w:eastAsia="Tahoma" w:hAnsi="Tahoma" w:cs="Tahoma"/>
                 <w:sz w:val="20"/>
                 <w:szCs w:val="20"/>
               </w:rPr>
@@ -3748,14 +3748,14 @@
             <w:pPr>
               <w:pStyle w:val="NoSpacing"/>
               <w:rPr>
-                <w:rFonts w:ascii="Readex Pro Light" w:hAnsi="Readex Pro Light" w:cs="Readex Pro Light"/>
-                <w:sz w:val="20"/>
-                <w:szCs w:val="20"/>
-              </w:rPr>
-            </w:pPr>
-            <w:r>
-              <w:rPr>
-                <w:rFonts w:ascii="Readex Pro Light" w:eastAsia="Times New Roman" w:hAnsi="Readex Pro Light" w:cs="Readex Pro Light"/>
+                <w:rFonts w:ascii="Tahoma" w:hAnsi="Tahoma" w:cs="Tahoma"/>
+                <w:sz w:val="20"/>
+                <w:szCs w:val="20"/>
+              </w:rPr>
+            </w:pPr>
+            <w:r>
+              <w:rPr>
+                <w:rFonts w:ascii="Tahoma" w:eastAsia="Tahoma" w:hAnsi="Tahoma" w:cs="Tahoma"/>
                 <w:sz w:val="20"/>
                 <w:szCs w:val="20"/>
               </w:rPr>
@@ -3774,14 +3774,14 @@
             <w:pPr>
               <w:pStyle w:val="NoSpacing"/>
               <w:rPr>
-                <w:rFonts w:ascii="Readex Pro Light" w:hAnsi="Readex Pro Light" w:cs="Readex Pro Light"/>
-                <w:sz w:val="20"/>
-                <w:szCs w:val="20"/>
-              </w:rPr>
-            </w:pPr>
-            <w:r>
-              <w:rPr>
-                <w:rFonts w:ascii="Readex Pro Light" w:eastAsia="Times New Roman" w:hAnsi="Readex Pro Light" w:cs="Readex Pro Light"/>
+                <w:rFonts w:ascii="Tahoma" w:hAnsi="Tahoma" w:cs="Tahoma"/>
+                <w:sz w:val="20"/>
+                <w:szCs w:val="20"/>
+              </w:rPr>
+            </w:pPr>
+            <w:r>
+              <w:rPr>
+                <w:rFonts w:ascii="Tahoma" w:eastAsia="Tahoma" w:hAnsi="Tahoma" w:cs="Tahoma"/>
                 <w:sz w:val="20"/>
                 <w:szCs w:val="20"/>
               </w:rPr>
@@ -3797,14 +3797,14 @@
             <w:pPr>
               <w:pStyle w:val="NoSpacing"/>
               <w:rPr>
-                <w:rFonts w:ascii="Readex Pro Light" w:hAnsi="Readex Pro Light" w:cs="Readex Pro Light"/>
-                <w:sz w:val="20"/>
-                <w:szCs w:val="20"/>
-              </w:rPr>
-            </w:pPr>
-            <w:r>
-              <w:rPr>
-                <w:rFonts w:ascii="Readex Pro Light" w:eastAsia="Times New Roman" w:hAnsi="Readex Pro Light" w:cs="Readex Pro Light"/>
+                <w:rFonts w:ascii="Tahoma" w:hAnsi="Tahoma" w:cs="Tahoma"/>
+                <w:sz w:val="20"/>
+                <w:szCs w:val="20"/>
+              </w:rPr>
+            </w:pPr>
+            <w:r>
+              <w:rPr>
+                <w:rFonts w:ascii="Tahoma" w:eastAsia="Tahoma" w:hAnsi="Tahoma" w:cs="Tahoma"/>
                 <w:sz w:val="20"/>
                 <w:szCs w:val="20"/>
               </w:rPr>
@@ -3820,14 +3820,14 @@
             <w:pPr>
               <w:pStyle w:val="NoSpacing"/>
               <w:rPr>
-                <w:rFonts w:ascii="Readex Pro Light" w:hAnsi="Readex Pro Light" w:cs="Readex Pro Light"/>
-                <w:sz w:val="20"/>
-                <w:szCs w:val="20"/>
-              </w:rPr>
-            </w:pPr>
-            <w:r>
-              <w:rPr>
-                <w:rFonts w:ascii="Readex Pro Light" w:eastAsia="Times New Roman" w:hAnsi="Readex Pro Light" w:cs="Readex Pro Light"/>
+                <w:rFonts w:ascii="Tahoma" w:hAnsi="Tahoma" w:cs="Tahoma"/>
+                <w:sz w:val="20"/>
+                <w:szCs w:val="20"/>
+              </w:rPr>
+            </w:pPr>
+            <w:r>
+              <w:rPr>
+                <w:rFonts w:ascii="Tahoma" w:eastAsia="Tahoma" w:hAnsi="Tahoma" w:cs="Tahoma"/>
                 <w:sz w:val="20"/>
                 <w:szCs w:val="20"/>
               </w:rPr>
@@ -3846,7 +3846,7 @@
             <w:pPr>
               <w:pStyle w:val="NoSpacing"/>
               <w:rPr>
-                <w:rFonts w:ascii="Readex Pro Light" w:hAnsi="Readex Pro Light" w:cs="Readex Pro Light"/>
+                <w:rFonts w:ascii="Tahoma" w:hAnsi="Tahoma" w:cs="Tahoma"/>
                 <w:sz w:val="20"/>
                 <w:szCs w:val="20"/>
               </w:rPr>
@@ -3861,14 +3861,14 @@
             <w:pPr>
               <w:pStyle w:val="NoSpacing"/>
               <w:rPr>
-                <w:rFonts w:ascii="Readex Pro Light" w:hAnsi="Readex Pro Light" w:cs="Readex Pro Light"/>
-                <w:sz w:val="20"/>
-                <w:szCs w:val="20"/>
-              </w:rPr>
-            </w:pPr>
-            <w:r>
-              <w:rPr>
-                <w:rFonts w:ascii="Readex Pro Light" w:eastAsia="Times New Roman" w:hAnsi="Readex Pro Light" w:cs="Readex Pro Light"/>
+                <w:rFonts w:ascii="Tahoma" w:hAnsi="Tahoma" w:cs="Tahoma"/>
+                <w:sz w:val="20"/>
+                <w:szCs w:val="20"/>
+              </w:rPr>
+            </w:pPr>
+            <w:r>
+              <w:rPr>
+                <w:rFonts w:ascii="Tahoma" w:eastAsia="Tahoma" w:hAnsi="Tahoma" w:cs="Tahoma"/>
                 <w:sz w:val="20"/>
                 <w:szCs w:val="20"/>
               </w:rPr>
@@ -3884,14 +3884,14 @@
             <w:pPr>
               <w:pStyle w:val="NoSpacing"/>
               <w:rPr>
-                <w:rFonts w:ascii="Readex Pro Light" w:hAnsi="Readex Pro Light" w:cs="Readex Pro Light"/>
-                <w:sz w:val="20"/>
-                <w:szCs w:val="20"/>
-              </w:rPr>
-            </w:pPr>
-            <w:r>
-              <w:rPr>
-                <w:rFonts w:ascii="Readex Pro Light" w:eastAsia="Times New Roman" w:hAnsi="Readex Pro Light" w:cs="Readex Pro Light"/>
+                <w:rFonts w:ascii="Tahoma" w:hAnsi="Tahoma" w:cs="Tahoma"/>
+                <w:sz w:val="20"/>
+                <w:szCs w:val="20"/>
+              </w:rPr>
+            </w:pPr>
+            <w:r>
+              <w:rPr>
+                <w:rFonts w:ascii="Tahoma" w:eastAsia="Tahoma" w:hAnsi="Tahoma" w:cs="Tahoma"/>
                 <w:sz w:val="20"/>
                 <w:szCs w:val="20"/>
               </w:rPr>
@@ -3910,7 +3910,7 @@
             <w:pPr>
               <w:pStyle w:val="NoSpacing"/>
               <w:rPr>
-                <w:rFonts w:ascii="Readex Pro Light" w:hAnsi="Readex Pro Light" w:cs="Readex Pro Light"/>
+                <w:rFonts w:ascii="Tahoma" w:hAnsi="Tahoma" w:cs="Tahoma"/>
                 <w:sz w:val="20"/>
                 <w:szCs w:val="20"/>
               </w:rPr>
@@ -3925,14 +3925,14 @@
             <w:pPr>
               <w:pStyle w:val="NoSpacing"/>
               <w:rPr>
-                <w:rFonts w:ascii="Readex Pro Light" w:hAnsi="Readex Pro Light" w:cs="Readex Pro Light"/>
-                <w:sz w:val="20"/>
-                <w:szCs w:val="20"/>
-              </w:rPr>
-            </w:pPr>
-            <w:r>
-              <w:rPr>
-                <w:rFonts w:ascii="Readex Pro Light" w:eastAsia="Times New Roman" w:hAnsi="Readex Pro Light" w:cs="Readex Pro Light"/>
+                <w:rFonts w:ascii="Tahoma" w:hAnsi="Tahoma" w:cs="Tahoma"/>
+                <w:sz w:val="20"/>
+                <w:szCs w:val="20"/>
+              </w:rPr>
+            </w:pPr>
+            <w:r>
+              <w:rPr>
+                <w:rFonts w:ascii="Tahoma" w:eastAsia="Tahoma" w:hAnsi="Tahoma" w:cs="Tahoma"/>
                 <w:sz w:val="20"/>
                 <w:szCs w:val="20"/>
               </w:rPr>
@@ -3948,14 +3948,14 @@
             <w:pPr>
               <w:pStyle w:val="NoSpacing"/>
               <w:rPr>
-                <w:rFonts w:ascii="Readex Pro Light" w:hAnsi="Readex Pro Light" w:cs="Readex Pro Light"/>
-                <w:sz w:val="20"/>
-                <w:szCs w:val="20"/>
-              </w:rPr>
-            </w:pPr>
-            <w:r>
-              <w:rPr>
-                <w:rFonts w:ascii="Readex Pro Light" w:eastAsia="Times New Roman" w:hAnsi="Readex Pro Light" w:cs="Readex Pro Light"/>
+                <w:rFonts w:ascii="Tahoma" w:hAnsi="Tahoma" w:cs="Tahoma"/>
+                <w:sz w:val="20"/>
+                <w:szCs w:val="20"/>
+              </w:rPr>
+            </w:pPr>
+            <w:r>
+              <w:rPr>
+                <w:rFonts w:ascii="Tahoma" w:eastAsia="Tahoma" w:hAnsi="Tahoma" w:cs="Tahoma"/>
                 <w:sz w:val="20"/>
                 <w:szCs w:val="20"/>
               </w:rPr>
@@ -3973,14 +3973,14 @@
             <w:pPr>
               <w:pStyle w:val="NoSpacing"/>
               <w:rPr>
-                <w:rFonts w:ascii="Readex Pro Light" w:hAnsi="Readex Pro Light" w:cs="Readex Pro Light"/>
-                <w:sz w:val="20"/>
-                <w:szCs w:val="20"/>
-              </w:rPr>
-            </w:pPr>
-            <w:r>
-              <w:rPr>
-                <w:rFonts w:ascii="Readex Pro Light" w:eastAsia="Times New Roman" w:hAnsi="Readex Pro Light" w:cs="Readex Pro Light"/>
+                <w:rFonts w:ascii="Tahoma" w:hAnsi="Tahoma" w:cs="Tahoma"/>
+                <w:sz w:val="20"/>
+                <w:szCs w:val="20"/>
+              </w:rPr>
+            </w:pPr>
+            <w:r>
+              <w:rPr>
+                <w:rFonts w:ascii="Tahoma" w:eastAsia="Tahoma" w:hAnsi="Tahoma" w:cs="Tahoma"/>
                 <w:sz w:val="20"/>
                 <w:szCs w:val="20"/>
               </w:rPr>
@@ -3996,14 +3996,14 @@
             <w:pPr>
               <w:pStyle w:val="NoSpacing"/>
               <w:rPr>
-                <w:rFonts w:ascii="Readex Pro Light" w:hAnsi="Readex Pro Light" w:cs="Readex Pro Light"/>
-                <w:sz w:val="20"/>
-                <w:szCs w:val="20"/>
-              </w:rPr>
-            </w:pPr>
-            <w:r>
-              <w:rPr>
-                <w:rFonts w:ascii="Readex Pro Light" w:eastAsia="Times New Roman" w:hAnsi="Readex Pro Light" w:cs="Readex Pro Light"/>
+                <w:rFonts w:ascii="Tahoma" w:hAnsi="Tahoma" w:cs="Tahoma"/>
+                <w:sz w:val="20"/>
+                <w:szCs w:val="20"/>
+              </w:rPr>
+            </w:pPr>
+            <w:r>
+              <w:rPr>
+                <w:rFonts w:ascii="Tahoma" w:eastAsia="Tahoma" w:hAnsi="Tahoma" w:cs="Tahoma"/>
                 <w:sz w:val="20"/>
                 <w:szCs w:val="20"/>
               </w:rPr>
@@ -4019,14 +4019,14 @@
             <w:pPr>
               <w:pStyle w:val="NoSpacing"/>
               <w:rPr>
-                <w:rFonts w:ascii="Readex Pro Light" w:hAnsi="Readex Pro Light" w:cs="Readex Pro Light"/>
-                <w:sz w:val="20"/>
-                <w:szCs w:val="20"/>
-              </w:rPr>
-            </w:pPr>
-            <w:r>
-              <w:rPr>
-                <w:rFonts w:ascii="Readex Pro Light" w:eastAsia="Times New Roman" w:hAnsi="Readex Pro Light" w:cs="Readex Pro Light"/>
+                <w:rFonts w:ascii="Tahoma" w:hAnsi="Tahoma" w:cs="Tahoma"/>
+                <w:sz w:val="20"/>
+                <w:szCs w:val="20"/>
+              </w:rPr>
+            </w:pPr>
+            <w:r>
+              <w:rPr>
+                <w:rFonts w:ascii="Tahoma" w:eastAsia="Tahoma" w:hAnsi="Tahoma" w:cs="Tahoma"/>
                 <w:sz w:val="20"/>
                 <w:szCs w:val="20"/>
               </w:rPr>
@@ -4044,14 +4044,14 @@
             <w:pPr>
               <w:pStyle w:val="NoSpacing"/>
               <w:rPr>
-                <w:rFonts w:ascii="Readex Pro Light" w:hAnsi="Readex Pro Light" w:cs="Readex Pro Light"/>
-                <w:sz w:val="20"/>
-                <w:szCs w:val="20"/>
-              </w:rPr>
-            </w:pPr>
-            <w:r>
-              <w:rPr>
-                <w:rFonts w:ascii="Readex Pro Light" w:eastAsia="Times New Roman" w:hAnsi="Readex Pro Light" w:cs="Readex Pro Light"/>
+                <w:rFonts w:ascii="Tahoma" w:hAnsi="Tahoma" w:cs="Tahoma"/>
+                <w:sz w:val="20"/>
+                <w:szCs w:val="20"/>
+              </w:rPr>
+            </w:pPr>
+            <w:r>
+              <w:rPr>
+                <w:rFonts w:ascii="Tahoma" w:eastAsia="Tahoma" w:hAnsi="Tahoma" w:cs="Tahoma"/>
                 <w:sz w:val="20"/>
                 <w:szCs w:val="20"/>
               </w:rPr>
@@ -4067,14 +4067,14 @@
             <w:pPr>
               <w:pStyle w:val="NoSpacing"/>
               <w:rPr>
-                <w:rFonts w:ascii="Readex Pro Light" w:hAnsi="Readex Pro Light" w:cs="Readex Pro Light"/>
-                <w:sz w:val="20"/>
-                <w:szCs w:val="20"/>
-              </w:rPr>
-            </w:pPr>
-            <w:r>
-              <w:rPr>
-                <w:rFonts w:ascii="Readex Pro Light" w:eastAsia="Times New Roman" w:hAnsi="Readex Pro Light" w:cs="Readex Pro Light"/>
+                <w:rFonts w:ascii="Tahoma" w:hAnsi="Tahoma" w:cs="Tahoma"/>
+                <w:sz w:val="20"/>
+                <w:szCs w:val="20"/>
+              </w:rPr>
+            </w:pPr>
+            <w:r>
+              <w:rPr>
+                <w:rFonts w:ascii="Tahoma" w:eastAsia="Tahoma" w:hAnsi="Tahoma" w:cs="Tahoma"/>
                 <w:sz w:val="20"/>
                 <w:szCs w:val="20"/>
               </w:rPr>
@@ -4090,14 +4090,14 @@
             <w:pPr>
               <w:pStyle w:val="NoSpacing"/>
               <w:rPr>
-                <w:rFonts w:ascii="Readex Pro Light" w:eastAsia="Times New Roman" w:hAnsi="Readex Pro Light" w:cs="Readex Pro Light"/>
-                <w:sz w:val="20"/>
-                <w:szCs w:val="20"/>
-              </w:rPr>
-            </w:pPr>
-            <w:r>
-              <w:rPr>
-                <w:rFonts w:ascii="Readex Pro Light" w:eastAsia="Times New Roman" w:hAnsi="Readex Pro Light" w:cs="Readex Pro Light"/>
+                <w:rFonts w:ascii="Tahoma" w:eastAsia="Tahoma" w:hAnsi="Tahoma" w:cs="Tahoma"/>
+                <w:sz w:val="20"/>
+                <w:szCs w:val="20"/>
+              </w:rPr>
+            </w:pPr>
+            <w:r>
+              <w:rPr>
+                <w:rFonts w:ascii="Tahoma" w:eastAsia="Tahoma" w:hAnsi="Tahoma" w:cs="Tahoma"/>
                 <w:sz w:val="20"/>
                 <w:szCs w:val="20"/>
               </w:rPr>
@@ -4107,23 +4107,23 @@
           <w:p>
             <w:pPr>
               <w:rPr>
-                <w:rFonts w:ascii="Readex Pro Light" w:hAnsi="Readex Pro Light" w:cs="Readex Pro Light"/>
-              </w:rPr>
-            </w:pPr>
-          </w:p>
-          <w:p>
-            <w:pPr>
-              <w:rPr>
-                <w:rFonts w:ascii="Readex Pro Light" w:eastAsia="Times New Roman" w:hAnsi="Readex Pro Light" w:cs="Readex Pro Light"/>
-                <w:sz w:val="20"/>
-                <w:szCs w:val="20"/>
-              </w:rPr>
-            </w:pPr>
-          </w:p>
-          <w:p>
-            <w:pPr>
-              <w:rPr>
-                <w:rFonts w:ascii="Readex Pro Light" w:eastAsia="Times New Roman" w:hAnsi="Readex Pro Light" w:cs="Readex Pro Light"/>
+                <w:rFonts w:ascii="Tahoma" w:hAnsi="Tahoma" w:cs="Tahoma"/>
+              </w:rPr>
+            </w:pPr>
+          </w:p>
+          <w:p>
+            <w:pPr>
+              <w:rPr>
+                <w:rFonts w:ascii="Tahoma" w:eastAsia="Tahoma" w:hAnsi="Tahoma" w:cs="Tahoma"/>
+                <w:sz w:val="20"/>
+                <w:szCs w:val="20"/>
+              </w:rPr>
+            </w:pPr>
+          </w:p>
+          <w:p>
+            <w:pPr>
+              <w:rPr>
+                <w:rFonts w:ascii="Tahoma" w:eastAsia="Tahoma" w:hAnsi="Tahoma" w:cs="Tahoma"/>
                 <w:sz w:val="20"/>
                 <w:szCs w:val="20"/>
               </w:rPr>
@@ -4133,7 +4133,7 @@
             <w:pPr>
               <w:ind w:firstLine="720"/>
               <w:rPr>
-                <w:rFonts w:ascii="Readex Pro Light" w:hAnsi="Readex Pro Light" w:cs="Readex Pro Light"/>
+                <w:rFonts w:ascii="Tahoma" w:hAnsi="Tahoma" w:cs="Tahoma"/>
               </w:rPr>
             </w:pPr>
           </w:p>
@@ -4151,14 +4151,14 @@
               <w:autoSpaceDN w:val="0"/>
               <w:adjustRightInd w:val="0"/>
               <w:rPr>
-                <w:rFonts w:ascii="Readex Pro Light" w:eastAsia="Times New Roman" w:hAnsi="Readex Pro Light" w:cs="Readex Pro Light"/>
-                <w:sz w:val="20"/>
-                <w:szCs w:val="20"/>
-              </w:rPr>
-            </w:pPr>
-            <w:r>
-              <w:rPr>
-                <w:rFonts w:ascii="Readex Pro Light" w:eastAsia="Times New Roman" w:hAnsi="Readex Pro Light" w:cs="Readex Pro Light"/>
+                <w:rFonts w:ascii="Tahoma" w:eastAsia="Tahoma" w:hAnsi="Tahoma" w:cs="Tahoma"/>
+                <w:sz w:val="20"/>
+                <w:szCs w:val="20"/>
+              </w:rPr>
+            </w:pPr>
+            <w:r>
+              <w:rPr>
+                <w:rFonts w:ascii="Tahoma" w:eastAsia="Tahoma" w:hAnsi="Tahoma" w:cs="Tahoma"/>
                 <w:sz w:val="20"/>
                 <w:szCs w:val="20"/>
               </w:rPr>
@@ -4169,7 +4169,7 @@
             <w:pPr>
               <w:jc w:val="center"/>
               <w:rPr>
-                <w:rFonts w:ascii="Readex Pro Light" w:hAnsi="Readex Pro Light" w:cs="Readex Pro Light"/>
+                <w:rFonts w:ascii="Tahoma" w:hAnsi="Tahoma" w:cs="Tahoma"/>
                 <w:sz w:val="20"/>
                 <w:szCs w:val="20"/>
               </w:rPr>
@@ -4184,14 +4184,14 @@
             <w:pPr>
               <w:pStyle w:val="NoSpacing"/>
               <w:rPr>
-                <w:rFonts w:ascii="Readex Pro Light" w:hAnsi="Readex Pro Light" w:cs="Readex Pro Light"/>
-                <w:sz w:val="20"/>
-                <w:szCs w:val="20"/>
-              </w:rPr>
-            </w:pPr>
-            <w:r>
-              <w:rPr>
-                <w:rFonts w:ascii="Readex Pro Light" w:eastAsia="Times New Roman" w:hAnsi="Readex Pro Light" w:cs="Readex Pro Light"/>
+                <w:rFonts w:ascii="Tahoma" w:hAnsi="Tahoma" w:cs="Tahoma"/>
+                <w:sz w:val="20"/>
+                <w:szCs w:val="20"/>
+              </w:rPr>
+            </w:pPr>
+            <w:r>
+              <w:rPr>
+                <w:rFonts w:ascii="Tahoma" w:eastAsia="Tahoma" w:hAnsi="Tahoma" w:cs="Tahoma"/>
                 <w:sz w:val="20"/>
                 <w:szCs w:val="20"/>
               </w:rPr>
@@ -4207,14 +4207,14 @@
             <w:pPr>
               <w:pStyle w:val="NoSpacing"/>
               <w:rPr>
-                <w:rFonts w:ascii="Readex Pro Light" w:hAnsi="Readex Pro Light" w:cs="Readex Pro Light"/>
-                <w:sz w:val="20"/>
-                <w:szCs w:val="20"/>
-              </w:rPr>
-            </w:pPr>
-            <w:r>
-              <w:rPr>
-                <w:rFonts w:ascii="Readex Pro Light" w:eastAsia="Times New Roman" w:hAnsi="Readex Pro Light" w:cs="Readex Pro Light"/>
+                <w:rFonts w:ascii="Tahoma" w:hAnsi="Tahoma" w:cs="Tahoma"/>
+                <w:sz w:val="20"/>
+                <w:szCs w:val="20"/>
+              </w:rPr>
+            </w:pPr>
+            <w:r>
+              <w:rPr>
+                <w:rFonts w:ascii="Tahoma" w:eastAsia="Tahoma" w:hAnsi="Tahoma" w:cs="Tahoma"/>
                 <w:sz w:val="20"/>
                 <w:szCs w:val="20"/>
               </w:rPr>
@@ -4233,7 +4233,7 @@
             <w:pPr>
               <w:pStyle w:val="NoSpacing"/>
               <w:rPr>
-                <w:rFonts w:ascii="Readex Pro Light" w:hAnsi="Readex Pro Light" w:cs="Readex Pro Light"/>
+                <w:rFonts w:ascii="Tahoma" w:hAnsi="Tahoma" w:cs="Tahoma"/>
                 <w:sz w:val="20"/>
                 <w:szCs w:val="20"/>
               </w:rPr>
@@ -4248,14 +4248,14 @@
             <w:pPr>
               <w:pStyle w:val="NoSpacing"/>
               <w:rPr>
-                <w:rFonts w:ascii="Readex Pro Light" w:hAnsi="Readex Pro Light" w:cs="Readex Pro Light"/>
-                <w:sz w:val="20"/>
-                <w:szCs w:val="20"/>
-              </w:rPr>
-            </w:pPr>
-            <w:r>
-              <w:rPr>
-                <w:rFonts w:ascii="Readex Pro Light" w:eastAsia="Times New Roman" w:hAnsi="Readex Pro Light" w:cs="Readex Pro Light"/>
+                <w:rFonts w:ascii="Tahoma" w:hAnsi="Tahoma" w:cs="Tahoma"/>
+                <w:sz w:val="20"/>
+                <w:szCs w:val="20"/>
+              </w:rPr>
+            </w:pPr>
+            <w:r>
+              <w:rPr>
+                <w:rFonts w:ascii="Tahoma" w:eastAsia="Tahoma" w:hAnsi="Tahoma" w:cs="Tahoma"/>
                 <w:sz w:val="20"/>
                 <w:szCs w:val="20"/>
               </w:rPr>
@@ -4271,14 +4271,14 @@
             <w:pPr>
               <w:pStyle w:val="NoSpacing"/>
               <w:rPr>
-                <w:rFonts w:ascii="Readex Pro Light" w:hAnsi="Readex Pro Light" w:cs="Readex Pro Light"/>
-                <w:sz w:val="20"/>
-                <w:szCs w:val="20"/>
-              </w:rPr>
-            </w:pPr>
-            <w:r>
-              <w:rPr>
-                <w:rFonts w:ascii="Readex Pro Light" w:eastAsia="Times New Roman" w:hAnsi="Readex Pro Light" w:cs="Readex Pro Light"/>
+                <w:rFonts w:ascii="Tahoma" w:hAnsi="Tahoma" w:cs="Tahoma"/>
+                <w:sz w:val="20"/>
+                <w:szCs w:val="20"/>
+              </w:rPr>
+            </w:pPr>
+            <w:r>
+              <w:rPr>
+                <w:rFonts w:ascii="Tahoma" w:eastAsia="Tahoma" w:hAnsi="Tahoma" w:cs="Tahoma"/>
                 <w:sz w:val="20"/>
                 <w:szCs w:val="20"/>
               </w:rPr>
@@ -4297,7 +4297,7 @@
             <w:pPr>
               <w:pStyle w:val="NoSpacing"/>
               <w:rPr>
-                <w:rFonts w:ascii="Readex Pro Light" w:hAnsi="Readex Pro Light" w:cs="Readex Pro Light"/>
+                <w:rFonts w:ascii="Tahoma" w:hAnsi="Tahoma" w:cs="Tahoma"/>
                 <w:sz w:val="20"/>
                 <w:szCs w:val="20"/>
               </w:rPr>
@@ -4312,14 +4312,14 @@
             <w:pPr>
               <w:pStyle w:val="NoSpacing"/>
               <w:rPr>
-                <w:rFonts w:ascii="Readex Pro Light" w:hAnsi="Readex Pro Light" w:cs="Readex Pro Light"/>
-                <w:sz w:val="20"/>
-                <w:szCs w:val="20"/>
-              </w:rPr>
-            </w:pPr>
-            <w:r>
-              <w:rPr>
-                <w:rFonts w:ascii="Readex Pro Light" w:eastAsia="Times New Roman" w:hAnsi="Readex Pro Light" w:cs="Readex Pro Light"/>
+                <w:rFonts w:ascii="Tahoma" w:hAnsi="Tahoma" w:cs="Tahoma"/>
+                <w:sz w:val="20"/>
+                <w:szCs w:val="20"/>
+              </w:rPr>
+            </w:pPr>
+            <w:r>
+              <w:rPr>
+                <w:rFonts w:ascii="Tahoma" w:eastAsia="Tahoma" w:hAnsi="Tahoma" w:cs="Tahoma"/>
                 <w:sz w:val="20"/>
                 <w:szCs w:val="20"/>
               </w:rPr>
@@ -4335,14 +4335,14 @@
             <w:pPr>
               <w:pStyle w:val="NoSpacing"/>
               <w:rPr>
-                <w:rFonts w:ascii="Readex Pro Light" w:hAnsi="Readex Pro Light" w:cs="Readex Pro Light"/>
-                <w:sz w:val="20"/>
-                <w:szCs w:val="20"/>
-              </w:rPr>
-            </w:pPr>
-            <w:r>
-              <w:rPr>
-                <w:rFonts w:ascii="Readex Pro Light" w:eastAsia="Times New Roman" w:hAnsi="Readex Pro Light" w:cs="Readex Pro Light"/>
+                <w:rFonts w:ascii="Tahoma" w:hAnsi="Tahoma" w:cs="Tahoma"/>
+                <w:sz w:val="20"/>
+                <w:szCs w:val="20"/>
+              </w:rPr>
+            </w:pPr>
+            <w:r>
+              <w:rPr>
+                <w:rFonts w:ascii="Tahoma" w:eastAsia="Tahoma" w:hAnsi="Tahoma" w:cs="Tahoma"/>
                 <w:sz w:val="20"/>
                 <w:szCs w:val="20"/>
               </w:rPr>
@@ -4355,7 +4355,7 @@
     <w:p>
       <w:pPr>
         <w:rPr>
-          <w:rFonts w:ascii="Readex Pro Light" w:hAnsi="Readex Pro Light" w:cs="Readex Pro Light"/>
+          <w:rFonts w:ascii="Tahoma" w:hAnsi="Tahoma" w:cs="Tahoma"/>
         </w:rPr>
       </w:pPr>
     </w:p>
@@ -4612,7 +4612,7 @@
         <w:kern w:val="2"/>
         <w:sz w:val="24"/>
         <w:szCs w:val="24"/>
-        <w:lang w:val="en-US" w:eastAsia="en-US" w:bidi="ar-SA"/>
+        <w:lang w:val="en-US" w:eastAsia="Tahoma" w:bidi="ar-SA"/>
         <w14:ligatures w14:val="standardContextual"/>
       </w:rPr>
     </w:rPrDefault>
@@ -5757,7 +5757,7 @@
     </a:clrScheme>
     <a:fontScheme name="Office">
       <a:majorFont>
-        <a:latin typeface="Aptos Display" panose="02110004020202020204"/>
+        <a:latin typeface="Tahoma" panose="02110004020202020204"/>
         <a:ea typeface=""/>
         <a:cs typeface=""/>
         <a:font script="Jpan" typeface="游ゴシック Light"/>
@@ -5809,7 +5809,7 @@
         <a:font script="Tfng" typeface="Ebrima"/>
       </a:majorFont>
       <a:minorFont>
-        <a:latin typeface="Aptos" panose="02110004020202020204"/>
+        <a:latin typeface="Tahoma" panose="02110004020202020204"/>
         <a:ea typeface=""/>
         <a:cs typeface=""/>
         <a:font script="Jpan" typeface="游明朝"/>
